--- a/mokdong1/2mid/word/MDJ1_L5-L7_ByPart_Core_Blank_A4.docx
+++ b/mokdong1/2mid/word/MDJ1_L5-L7_ByPart_Core_Blank_A4.docx
@@ -12172,7 +12172,10 @@
     </w:p>
     <w:p>
       <w:pPr>
-        <w:spacing w:before="20" w:after="0" w:line="276" w:lineRule="auto"/>
+        <w:tabs>
+          <w:tab w:val="right" w:leader="underscore" w:pos="10300"/>
+        </w:tabs>
+        <w:spacing w:before="20" w:after="0" w:line="384" w:lineRule="auto"/>
         <w:ind w:left="170"/>
       </w:pPr>
       <w:r>
@@ -12191,7 +12194,7 @@
           <w:color w:val="1F2430"/>
           <w:sz w:val="20"/>
         </w:rPr>
-        <w:t>________________________________________</w:t>
+        <w:tab/>
       </w:r>
       <w:r>
         <w:rPr>
@@ -12885,7 +12888,10 @@
     </w:p>
     <w:p>
       <w:pPr>
-        <w:spacing w:before="20" w:after="0" w:line="276" w:lineRule="auto"/>
+        <w:tabs>
+          <w:tab w:val="right" w:leader="underscore" w:pos="10300"/>
+        </w:tabs>
+        <w:spacing w:before="20" w:after="0" w:line="384" w:lineRule="auto"/>
         <w:ind w:left="170"/>
       </w:pPr>
       <w:r>
@@ -12904,12 +12910,15 @@
           <w:color w:val="1F2430"/>
           <w:sz w:val="20"/>
         </w:rPr>
-        <w:t>________________________________________</w:t>
+        <w:tab/>
       </w:r>
     </w:p>
     <w:p>
       <w:pPr>
-        <w:spacing w:before="20" w:after="0" w:line="276" w:lineRule="auto"/>
+        <w:tabs>
+          <w:tab w:val="right" w:leader="underscore" w:pos="10300"/>
+        </w:tabs>
+        <w:spacing w:before="20" w:after="0" w:line="384" w:lineRule="auto"/>
         <w:ind w:left="170"/>
       </w:pPr>
       <w:r>
@@ -12928,7 +12937,7 @@
           <w:color w:val="1F2430"/>
           <w:sz w:val="20"/>
         </w:rPr>
-        <w:t>________________________________________</w:t>
+        <w:tab/>
       </w:r>
     </w:p>
     <w:p>
@@ -14763,7 +14772,10 @@
     </w:p>
     <w:p>
       <w:pPr>
-        <w:spacing w:before="20" w:after="0" w:line="276" w:lineRule="auto"/>
+        <w:tabs>
+          <w:tab w:val="right" w:leader="underscore" w:pos="10300"/>
+        </w:tabs>
+        <w:spacing w:before="20" w:after="0" w:line="384" w:lineRule="auto"/>
         <w:ind w:left="170"/>
       </w:pPr>
       <w:r>
@@ -14782,7 +14794,7 @@
           <w:color w:val="1F2430"/>
           <w:sz w:val="20"/>
         </w:rPr>
-        <w:t>________________________________________</w:t>
+        <w:tab/>
       </w:r>
       <w:r>
         <w:rPr>
@@ -14796,7 +14808,10 @@
     </w:p>
     <w:p>
       <w:pPr>
-        <w:spacing w:before="20" w:after="0" w:line="276" w:lineRule="auto"/>
+        <w:tabs>
+          <w:tab w:val="right" w:leader="underscore" w:pos="10300"/>
+        </w:tabs>
+        <w:spacing w:before="20" w:after="0" w:line="384" w:lineRule="auto"/>
         <w:ind w:left="170"/>
       </w:pPr>
       <w:r>
@@ -14815,7 +14830,7 @@
           <w:color w:val="1F2430"/>
           <w:sz w:val="20"/>
         </w:rPr>
-        <w:t>________________________________________</w:t>
+        <w:tab/>
       </w:r>
       <w:r>
         <w:rPr>

--- a/mokdong1/2mid/word/MDJ1_L5-L7_ByPart_Core_Blank_A4.docx
+++ b/mokdong1/2mid/word/MDJ1_L5-L7_ByPart_Core_Blank_A4.docx
@@ -383,7 +383,25 @@
           <w:color w:val="1F2430"/>
           <w:sz w:val="21"/>
         </w:rPr>
-        <w:t xml:space="preserve">Last Saturday, someone threw a cake </w:t>
+        <w:t xml:space="preserve">Last Saturday, someone ( throw / </w:t>
+      </w:r>
+      <w:r>
+        <w:rPr>
+          <w:rFonts w:ascii="맑은 고딕" w:hAnsi="맑은 고딕" w:eastAsia="맑은 고딕"/>
+          <w:b w:val="0"/>
+          <w:color w:val="1F2430"/>
+          <w:sz w:val="21"/>
+        </w:rPr>
+        <w:t>threw</w:t>
+      </w:r>
+      <w:r>
+        <w:rPr>
+          <w:rFonts w:ascii="맑은 고딕" w:hAnsi="맑은 고딕" w:eastAsia="맑은 고딕"/>
+          <w:b w:val="0"/>
+          <w:color w:val="1F2430"/>
+          <w:sz w:val="21"/>
+        </w:rPr>
+        <w:t xml:space="preserve"> ) a cake </w:t>
       </w:r>
       <w:r>
         <w:rPr>
@@ -460,7 +478,43 @@
           <w:color w:val="1F2430"/>
           <w:sz w:val="21"/>
         </w:rPr>
-        <w:t>What did they say? Read the following, and find the criminal.</w:t>
+        <w:t xml:space="preserve">What did they say? ( </w:t>
+      </w:r>
+      <w:r>
+        <w:rPr>
+          <w:rFonts w:ascii="맑은 고딕" w:hAnsi="맑은 고딕" w:eastAsia="맑은 고딕"/>
+          <w:b w:val="0"/>
+          <w:color w:val="1F2430"/>
+          <w:sz w:val="21"/>
+        </w:rPr>
+        <w:t>Read</w:t>
+      </w:r>
+      <w:r>
+        <w:rPr>
+          <w:rFonts w:ascii="맑은 고딕" w:hAnsi="맑은 고딕" w:eastAsia="맑은 고딕"/>
+          <w:b w:val="0"/>
+          <w:color w:val="1F2430"/>
+          <w:sz w:val="21"/>
+        </w:rPr>
+        <w:t xml:space="preserve"> / Reading ) the following, and find the </w:t>
+      </w:r>
+      <w:r>
+        <w:rPr>
+          <w:rFonts w:ascii="맑은 고딕" w:hAnsi="맑은 고딕" w:eastAsia="맑은 고딕"/>
+          <w:b w:val="0"/>
+          <w:color w:val="1F2430"/>
+          <w:sz w:val="21"/>
+        </w:rPr>
+        <w:t>____________</w:t>
+      </w:r>
+      <w:r>
+        <w:rPr>
+          <w:rFonts w:ascii="맑은 고딕" w:hAnsi="맑은 고딕" w:eastAsia="맑은 고딕"/>
+          <w:b w:val="0"/>
+          <w:color w:val="1F2430"/>
+          <w:sz w:val="21"/>
+        </w:rPr>
+        <w:t>.</w:t>
       </w:r>
     </w:p>
     <w:p>
@@ -593,7 +647,43 @@
           <w:color w:val="1F2430"/>
           <w:sz w:val="21"/>
         </w:rPr>
-        <w:t>I turned around and saw an old man.</w:t>
+        <w:t xml:space="preserve">I </w:t>
+      </w:r>
+      <w:r>
+        <w:rPr>
+          <w:rFonts w:ascii="맑은 고딕" w:hAnsi="맑은 고딕" w:eastAsia="맑은 고딕"/>
+          <w:b w:val="0"/>
+          <w:color w:val="1F2430"/>
+          <w:sz w:val="21"/>
+        </w:rPr>
+        <w:t>____________________</w:t>
+      </w:r>
+      <w:r>
+        <w:rPr>
+          <w:rFonts w:ascii="맑은 고딕" w:hAnsi="맑은 고딕" w:eastAsia="맑은 고딕"/>
+          <w:b w:val="0"/>
+          <w:color w:val="1F2430"/>
+          <w:sz w:val="21"/>
+        </w:rPr>
+        <w:t xml:space="preserve"> and ( see / </w:t>
+      </w:r>
+      <w:r>
+        <w:rPr>
+          <w:rFonts w:ascii="맑은 고딕" w:hAnsi="맑은 고딕" w:eastAsia="맑은 고딕"/>
+          <w:b w:val="0"/>
+          <w:color w:val="1F2430"/>
+          <w:sz w:val="21"/>
+        </w:rPr>
+        <w:t>saw</w:t>
+      </w:r>
+      <w:r>
+        <w:rPr>
+          <w:rFonts w:ascii="맑은 고딕" w:hAnsi="맑은 고딕" w:eastAsia="맑은 고딕"/>
+          <w:b w:val="0"/>
+          <w:color w:val="1F2430"/>
+          <w:sz w:val="21"/>
+        </w:rPr>
+        <w:t xml:space="preserve"> ) an old man.</w:t>
       </w:r>
     </w:p>
     <w:p>
@@ -618,7 +708,43 @@
           <w:color w:val="1F2430"/>
           <w:sz w:val="21"/>
         </w:rPr>
-        <w:t>He was standing in front of a wheelchair.</w:t>
+        <w:t xml:space="preserve">He ( is standing / </w:t>
+      </w:r>
+      <w:r>
+        <w:rPr>
+          <w:rFonts w:ascii="맑은 고딕" w:hAnsi="맑은 고딕" w:eastAsia="맑은 고딕"/>
+          <w:b w:val="0"/>
+          <w:color w:val="1F2430"/>
+          <w:sz w:val="21"/>
+        </w:rPr>
+        <w:t>was standing</w:t>
+      </w:r>
+      <w:r>
+        <w:rPr>
+          <w:rFonts w:ascii="맑은 고딕" w:hAnsi="맑은 고딕" w:eastAsia="맑은 고딕"/>
+          <w:b w:val="0"/>
+          <w:color w:val="1F2430"/>
+          <w:sz w:val="21"/>
+        </w:rPr>
+        <w:t xml:space="preserve"> ) </w:t>
+      </w:r>
+      <w:r>
+        <w:rPr>
+          <w:rFonts w:ascii="맑은 고딕" w:hAnsi="맑은 고딕" w:eastAsia="맑은 고딕"/>
+          <w:b w:val="0"/>
+          <w:color w:val="1F2430"/>
+          <w:sz w:val="21"/>
+        </w:rPr>
+        <w:t>_________________</w:t>
+      </w:r>
+      <w:r>
+        <w:rPr>
+          <w:rFonts w:ascii="맑은 고딕" w:hAnsi="맑은 고딕" w:eastAsia="맑은 고딕"/>
+          <w:b w:val="0"/>
+          <w:color w:val="1F2430"/>
+          <w:sz w:val="21"/>
+        </w:rPr>
+        <w:t xml:space="preserve"> a wheelchair.</w:t>
       </w:r>
     </w:p>
     <w:p>
@@ -643,7 +769,25 @@
           <w:color w:val="1F2430"/>
           <w:sz w:val="21"/>
         </w:rPr>
-        <w:t xml:space="preserve">I'm about 170 cm tall, and </w:t>
+        <w:t xml:space="preserve">I'm </w:t>
+      </w:r>
+      <w:r>
+        <w:rPr>
+          <w:rFonts w:ascii="맑은 고딕" w:hAnsi="맑은 고딕" w:eastAsia="맑은 고딕"/>
+          <w:b w:val="0"/>
+          <w:color w:val="1F2430"/>
+          <w:sz w:val="21"/>
+        </w:rPr>
+        <w:t>________</w:t>
+      </w:r>
+      <w:r>
+        <w:rPr>
+          <w:rFonts w:ascii="맑은 고딕" w:hAnsi="맑은 고딕" w:eastAsia="맑은 고딕"/>
+          <w:b w:val="0"/>
+          <w:color w:val="1F2430"/>
+          <w:sz w:val="21"/>
+        </w:rPr>
+        <w:t xml:space="preserve"> 170 cm tall, and </w:t>
       </w:r>
       <w:r>
         <w:rPr>
@@ -991,7 +1135,43 @@
           <w:color w:val="1F2430"/>
           <w:sz w:val="21"/>
         </w:rPr>
-        <w:t xml:space="preserve"> gray hair was running away, and something fell off his head.</w:t>
+        <w:t xml:space="preserve"> gray hair was </w:t>
+      </w:r>
+      <w:r>
+        <w:rPr>
+          <w:rFonts w:ascii="맑은 고딕" w:hAnsi="맑은 고딕" w:eastAsia="맑은 고딕"/>
+          <w:b w:val="0"/>
+          <w:color w:val="1F2430"/>
+          <w:sz w:val="21"/>
+        </w:rPr>
+        <w:t>___________________</w:t>
+      </w:r>
+      <w:r>
+        <w:rPr>
+          <w:rFonts w:ascii="맑은 고딕" w:hAnsi="맑은 고딕" w:eastAsia="맑은 고딕"/>
+          <w:b w:val="0"/>
+          <w:color w:val="1F2430"/>
+          <w:sz w:val="21"/>
+        </w:rPr>
+        <w:t xml:space="preserve">, and something ( fall / </w:t>
+      </w:r>
+      <w:r>
+        <w:rPr>
+          <w:rFonts w:ascii="맑은 고딕" w:hAnsi="맑은 고딕" w:eastAsia="맑은 고딕"/>
+          <w:b w:val="0"/>
+          <w:color w:val="1F2430"/>
+          <w:sz w:val="21"/>
+        </w:rPr>
+        <w:t>fell</w:t>
+      </w:r>
+      <w:r>
+        <w:rPr>
+          <w:rFonts w:ascii="맑은 고딕" w:hAnsi="맑은 고딕" w:eastAsia="맑은 고딕"/>
+          <w:b w:val="0"/>
+          <w:color w:val="1F2430"/>
+          <w:sz w:val="21"/>
+        </w:rPr>
+        <w:t xml:space="preserve"> ) off his head.</w:t>
       </w:r>
     </w:p>
     <w:p>
@@ -1016,7 +1196,25 @@
           <w:color w:val="1F2430"/>
           <w:sz w:val="21"/>
         </w:rPr>
-        <w:t>It was his wig.</w:t>
+        <w:t xml:space="preserve">It was his </w:t>
+      </w:r>
+      <w:r>
+        <w:rPr>
+          <w:rFonts w:ascii="맑은 고딕" w:hAnsi="맑은 고딕" w:eastAsia="맑은 고딕"/>
+          <w:b w:val="0"/>
+          <w:color w:val="1F2430"/>
+          <w:sz w:val="21"/>
+        </w:rPr>
+        <w:t>____</w:t>
+      </w:r>
+      <w:r>
+        <w:rPr>
+          <w:rFonts w:ascii="맑은 고딕" w:hAnsi="맑은 고딕" w:eastAsia="맑은 고딕"/>
+          <w:b w:val="0"/>
+          <w:color w:val="1F2430"/>
+          <w:sz w:val="21"/>
+        </w:rPr>
+        <w:t>.</w:t>
       </w:r>
     </w:p>
     <w:p>
@@ -1041,7 +1239,43 @@
           <w:color w:val="1F2430"/>
           <w:sz w:val="21"/>
         </w:rPr>
-        <w:t>I ran after him, but I couldn't catch him.</w:t>
+        <w:t xml:space="preserve">I </w:t>
+      </w:r>
+      <w:r>
+        <w:rPr>
+          <w:rFonts w:ascii="맑은 고딕" w:hAnsi="맑은 고딕" w:eastAsia="맑은 고딕"/>
+          <w:b w:val="0"/>
+          <w:color w:val="1F2430"/>
+          <w:sz w:val="21"/>
+        </w:rPr>
+        <w:t>______________</w:t>
+      </w:r>
+      <w:r>
+        <w:rPr>
+          <w:rFonts w:ascii="맑은 고딕" w:hAnsi="맑은 고딕" w:eastAsia="맑은 고딕"/>
+          <w:b w:val="0"/>
+          <w:color w:val="1F2430"/>
+          <w:sz w:val="21"/>
+        </w:rPr>
+        <w:t xml:space="preserve"> him, ( so / </w:t>
+      </w:r>
+      <w:r>
+        <w:rPr>
+          <w:rFonts w:ascii="맑은 고딕" w:hAnsi="맑은 고딕" w:eastAsia="맑은 고딕"/>
+          <w:b w:val="0"/>
+          <w:color w:val="1F2430"/>
+          <w:sz w:val="21"/>
+        </w:rPr>
+        <w:t>but</w:t>
+      </w:r>
+      <w:r>
+        <w:rPr>
+          <w:rFonts w:ascii="맑은 고딕" w:hAnsi="맑은 고딕" w:eastAsia="맑은 고딕"/>
+          <w:b w:val="0"/>
+          <w:color w:val="1F2430"/>
+          <w:sz w:val="21"/>
+        </w:rPr>
+        <w:t xml:space="preserve"> ) I couldn't catch him.</w:t>
       </w:r>
     </w:p>
     <w:p>
@@ -1066,7 +1300,43 @@
           <w:color w:val="1F2430"/>
           <w:sz w:val="21"/>
         </w:rPr>
-        <w:t>He was faster than me.</w:t>
+        <w:t xml:space="preserve">He was ( fast / </w:t>
+      </w:r>
+      <w:r>
+        <w:rPr>
+          <w:rFonts w:ascii="맑은 고딕" w:hAnsi="맑은 고딕" w:eastAsia="맑은 고딕"/>
+          <w:b w:val="0"/>
+          <w:color w:val="1F2430"/>
+          <w:sz w:val="21"/>
+        </w:rPr>
+        <w:t>faster</w:t>
+      </w:r>
+      <w:r>
+        <w:rPr>
+          <w:rFonts w:ascii="맑은 고딕" w:hAnsi="맑은 고딕" w:eastAsia="맑은 고딕"/>
+          <w:b w:val="0"/>
+          <w:color w:val="1F2430"/>
+          <w:sz w:val="21"/>
+        </w:rPr>
+        <w:t xml:space="preserve"> ) ( </w:t>
+      </w:r>
+      <w:r>
+        <w:rPr>
+          <w:rFonts w:ascii="맑은 고딕" w:hAnsi="맑은 고딕" w:eastAsia="맑은 고딕"/>
+          <w:b w:val="0"/>
+          <w:color w:val="1F2430"/>
+          <w:sz w:val="21"/>
+        </w:rPr>
+        <w:t>than</w:t>
+      </w:r>
+      <w:r>
+        <w:rPr>
+          <w:rFonts w:ascii="맑은 고딕" w:hAnsi="맑은 고딕" w:eastAsia="맑은 고딕"/>
+          <w:b w:val="0"/>
+          <w:color w:val="1F2430"/>
+          <w:sz w:val="21"/>
+        </w:rPr>
+        <w:t xml:space="preserve"> / then ) me.</w:t>
       </w:r>
     </w:p>
     <w:p>
@@ -1091,7 +1361,16 @@
           <w:color w:val="1F2430"/>
           <w:sz w:val="21"/>
         </w:rPr>
-        <w:t>In fact, the old man was not old.</w:t>
+        <w:t>___________</w:t>
+      </w:r>
+      <w:r>
+        <w:rPr>
+          <w:rFonts w:ascii="맑은 고딕" w:hAnsi="맑은 고딕" w:eastAsia="맑은 고딕"/>
+          <w:b w:val="0"/>
+          <w:color w:val="1F2430"/>
+          <w:sz w:val="21"/>
+        </w:rPr>
+        <w:t>, the old man was not old.</w:t>
       </w:r>
     </w:p>
     <w:p>
@@ -1184,7 +1463,7 @@
           <w:color w:val="1F2430"/>
           <w:sz w:val="21"/>
         </w:rPr>
-        <w:t xml:space="preserve">I went to the crime scene, and </w:t>
+        <w:t xml:space="preserve">I went to the crime </w:t>
       </w:r>
       <w:r>
         <w:rPr>
@@ -1193,6 +1472,24 @@
           <w:color w:val="1F2430"/>
           <w:sz w:val="21"/>
         </w:rPr>
+        <w:t>________</w:t>
+      </w:r>
+      <w:r>
+        <w:rPr>
+          <w:rFonts w:ascii="맑은 고딕" w:hAnsi="맑은 고딕" w:eastAsia="맑은 고딕"/>
+          <w:b w:val="0"/>
+          <w:color w:val="1F2430"/>
+          <w:sz w:val="21"/>
+        </w:rPr>
+        <w:t xml:space="preserve">, and </w:t>
+      </w:r>
+      <w:r>
+        <w:rPr>
+          <w:rFonts w:ascii="맑은 고딕" w:hAnsi="맑은 고딕" w:eastAsia="맑은 고딕"/>
+          <w:b w:val="0"/>
+          <w:color w:val="1F2430"/>
+          <w:sz w:val="21"/>
+        </w:rPr>
         <w:t>________________</w:t>
       </w:r>
       <w:r>
@@ -1202,7 +1499,25 @@
           <w:color w:val="1F2430"/>
           <w:sz w:val="21"/>
         </w:rPr>
-        <w:t xml:space="preserve"> pieces of cake all over the painting.</w:t>
+        <w:t xml:space="preserve"> ( piece / </w:t>
+      </w:r>
+      <w:r>
+        <w:rPr>
+          <w:rFonts w:ascii="맑은 고딕" w:hAnsi="맑은 고딕" w:eastAsia="맑은 고딕"/>
+          <w:b w:val="0"/>
+          <w:color w:val="1F2430"/>
+          <w:sz w:val="21"/>
+        </w:rPr>
+        <w:t>pieces</w:t>
+      </w:r>
+      <w:r>
+        <w:rPr>
+          <w:rFonts w:ascii="맑은 고딕" w:hAnsi="맑은 고딕" w:eastAsia="맑은 고딕"/>
+          <w:b w:val="0"/>
+          <w:color w:val="1F2430"/>
+          <w:sz w:val="21"/>
+        </w:rPr>
+        <w:t xml:space="preserve"> ) of cake all over the painting.</w:t>
       </w:r>
     </w:p>
     <w:p>
@@ -1261,7 +1576,43 @@
           <w:color w:val="1F2430"/>
           <w:sz w:val="21"/>
         </w:rPr>
-        <w:t>and I found a cake box next to the wheelchair. The box was from Camila's Bakery.</w:t>
+        <w:t xml:space="preserve">and I ( </w:t>
+      </w:r>
+      <w:r>
+        <w:rPr>
+          <w:rFonts w:ascii="맑은 고딕" w:hAnsi="맑은 고딕" w:eastAsia="맑은 고딕"/>
+          <w:b w:val="0"/>
+          <w:color w:val="1F2430"/>
+          <w:sz w:val="21"/>
+        </w:rPr>
+        <w:t>found</w:t>
+      </w:r>
+      <w:r>
+        <w:rPr>
+          <w:rFonts w:ascii="맑은 고딕" w:hAnsi="맑은 고딕" w:eastAsia="맑은 고딕"/>
+          <w:b w:val="0"/>
+          <w:color w:val="1F2430"/>
+          <w:sz w:val="21"/>
+        </w:rPr>
+        <w:t xml:space="preserve"> / find ) a cake box </w:t>
+      </w:r>
+      <w:r>
+        <w:rPr>
+          <w:rFonts w:ascii="맑은 고딕" w:hAnsi="맑은 고딕" w:eastAsia="맑은 고딕"/>
+          <w:b w:val="0"/>
+          <w:color w:val="1F2430"/>
+          <w:sz w:val="21"/>
+        </w:rPr>
+        <w:t>___________</w:t>
+      </w:r>
+      <w:r>
+        <w:rPr>
+          <w:rFonts w:ascii="맑은 고딕" w:hAnsi="맑은 고딕" w:eastAsia="맑은 고딕"/>
+          <w:b w:val="0"/>
+          <w:color w:val="1F2430"/>
+          <w:sz w:val="21"/>
+        </w:rPr>
+        <w:t xml:space="preserve"> the wheelchair. The box was from Camila's Bakery.</w:t>
       </w:r>
     </w:p>
     <w:p>
@@ -1830,7 +2181,43 @@
           <w:color w:val="1F2430"/>
           <w:sz w:val="21"/>
         </w:rPr>
-        <w:t>Every day, we produce lots of waste, and the Earth is getting sicker and sicker.</w:t>
+        <w:t xml:space="preserve">Every day, we produce lots of ( </w:t>
+      </w:r>
+      <w:r>
+        <w:rPr>
+          <w:rFonts w:ascii="맑은 고딕" w:hAnsi="맑은 고딕" w:eastAsia="맑은 고딕"/>
+          <w:b w:val="0"/>
+          <w:color w:val="1F2430"/>
+          <w:sz w:val="21"/>
+        </w:rPr>
+        <w:t>waste</w:t>
+      </w:r>
+      <w:r>
+        <w:rPr>
+          <w:rFonts w:ascii="맑은 고딕" w:hAnsi="맑은 고딕" w:eastAsia="맑은 고딕"/>
+          <w:b w:val="0"/>
+          <w:color w:val="1F2430"/>
+          <w:sz w:val="21"/>
+        </w:rPr>
+        <w:t xml:space="preserve"> / wastes ), and the Earth is getting ( sick and sick / </w:t>
+      </w:r>
+      <w:r>
+        <w:rPr>
+          <w:rFonts w:ascii="맑은 고딕" w:hAnsi="맑은 고딕" w:eastAsia="맑은 고딕"/>
+          <w:b w:val="0"/>
+          <w:color w:val="1F2430"/>
+          <w:sz w:val="21"/>
+        </w:rPr>
+        <w:t>sicker and sicker</w:t>
+      </w:r>
+      <w:r>
+        <w:rPr>
+          <w:rFonts w:ascii="맑은 고딕" w:hAnsi="맑은 고딕" w:eastAsia="맑은 고딕"/>
+          <w:b w:val="0"/>
+          <w:color w:val="1F2430"/>
+          <w:sz w:val="21"/>
+        </w:rPr>
+        <w:t xml:space="preserve"> ).</w:t>
       </w:r>
     </w:p>
     <w:p>
@@ -1855,7 +2242,25 @@
           <w:color w:val="1F2430"/>
           <w:sz w:val="21"/>
         </w:rPr>
-        <w:t>Do you want to save the Earth?</w:t>
+        <w:t xml:space="preserve">Do you want ( </w:t>
+      </w:r>
+      <w:r>
+        <w:rPr>
+          <w:rFonts w:ascii="맑은 고딕" w:hAnsi="맑은 고딕" w:eastAsia="맑은 고딕"/>
+          <w:b w:val="0"/>
+          <w:color w:val="1F2430"/>
+          <w:sz w:val="21"/>
+        </w:rPr>
+        <w:t>to save</w:t>
+      </w:r>
+      <w:r>
+        <w:rPr>
+          <w:rFonts w:ascii="맑은 고딕" w:hAnsi="맑은 고딕" w:eastAsia="맑은 고딕"/>
+          <w:b w:val="0"/>
+          <w:color w:val="1F2430"/>
+          <w:sz w:val="21"/>
+        </w:rPr>
+        <w:t xml:space="preserve"> / saving ) the Earth?</w:t>
       </w:r>
     </w:p>
     <w:p>
@@ -1930,7 +2335,25 @@
           <w:color w:val="1F2430"/>
           <w:sz w:val="21"/>
         </w:rPr>
-        <w:t>Olivia: My birthday was last Saturday, and my family and I ate out.</w:t>
+        <w:t xml:space="preserve">Olivia: My birthday was last Saturday, and my family and I </w:t>
+      </w:r>
+      <w:r>
+        <w:rPr>
+          <w:rFonts w:ascii="맑은 고딕" w:hAnsi="맑은 고딕" w:eastAsia="맑은 고딕"/>
+          <w:b w:val="0"/>
+          <w:color w:val="1F2430"/>
+          <w:sz w:val="21"/>
+        </w:rPr>
+        <w:t>___________</w:t>
+      </w:r>
+      <w:r>
+        <w:rPr>
+          <w:rFonts w:ascii="맑은 고딕" w:hAnsi="맑은 고딕" w:eastAsia="맑은 고딕"/>
+          <w:b w:val="0"/>
+          <w:color w:val="1F2430"/>
+          <w:sz w:val="21"/>
+        </w:rPr>
+        <w:t>.</w:t>
       </w:r>
     </w:p>
     <w:p>
@@ -1955,7 +2378,43 @@
           <w:color w:val="1F2430"/>
           <w:sz w:val="21"/>
         </w:rPr>
-        <w:t>There were lots of leftovers, but we brought them home.</w:t>
+        <w:t xml:space="preserve">( </w:t>
+      </w:r>
+      <w:r>
+        <w:rPr>
+          <w:rFonts w:ascii="맑은 고딕" w:hAnsi="맑은 고딕" w:eastAsia="맑은 고딕"/>
+          <w:b w:val="0"/>
+          <w:color w:val="1F2430"/>
+          <w:sz w:val="21"/>
+        </w:rPr>
+        <w:t>There were</w:t>
+      </w:r>
+      <w:r>
+        <w:rPr>
+          <w:rFonts w:ascii="맑은 고딕" w:hAnsi="맑은 고딕" w:eastAsia="맑은 고딕"/>
+          <w:b w:val="0"/>
+          <w:color w:val="1F2430"/>
+          <w:sz w:val="21"/>
+        </w:rPr>
+        <w:t xml:space="preserve"> / There was ) lots of </w:t>
+      </w:r>
+      <w:r>
+        <w:rPr>
+          <w:rFonts w:ascii="맑은 고딕" w:hAnsi="맑은 고딕" w:eastAsia="맑은 고딕"/>
+          <w:b w:val="0"/>
+          <w:color w:val="1F2430"/>
+          <w:sz w:val="21"/>
+        </w:rPr>
+        <w:t>______________</w:t>
+      </w:r>
+      <w:r>
+        <w:rPr>
+          <w:rFonts w:ascii="맑은 고딕" w:hAnsi="맑은 고딕" w:eastAsia="맑은 고딕"/>
+          <w:b w:val="0"/>
+          <w:color w:val="1F2430"/>
+          <w:sz w:val="21"/>
+        </w:rPr>
+        <w:t>, but we brought them home.</w:t>
       </w:r>
     </w:p>
     <w:p>
@@ -1980,7 +2439,25 @@
           <w:color w:val="1F2430"/>
           <w:sz w:val="21"/>
         </w:rPr>
-        <w:t>The next day, I made a nice lunch out of them.</w:t>
+        <w:t xml:space="preserve">The next day, I made a nice lunch </w:t>
+      </w:r>
+      <w:r>
+        <w:rPr>
+          <w:rFonts w:ascii="맑은 고딕" w:hAnsi="맑은 고딕" w:eastAsia="맑은 고딕"/>
+          <w:b w:val="0"/>
+          <w:color w:val="1F2430"/>
+          <w:sz w:val="21"/>
+        </w:rPr>
+        <w:t>_________</w:t>
+      </w:r>
+      <w:r>
+        <w:rPr>
+          <w:rFonts w:ascii="맑은 고딕" w:hAnsi="맑은 고딕" w:eastAsia="맑은 고딕"/>
+          <w:b w:val="0"/>
+          <w:color w:val="1F2430"/>
+          <w:sz w:val="21"/>
+        </w:rPr>
+        <w:t xml:space="preserve"> them.</w:t>
       </w:r>
     </w:p>
     <w:p>
@@ -2055,7 +2532,25 @@
           <w:color w:val="1F2430"/>
           <w:sz w:val="21"/>
         </w:rPr>
-        <w:t>Domingo: My dog tore my bag.</w:t>
+        <w:t xml:space="preserve">Domingo: My dog ( teared / </w:t>
+      </w:r>
+      <w:r>
+        <w:rPr>
+          <w:rFonts w:ascii="맑은 고딕" w:hAnsi="맑은 고딕" w:eastAsia="맑은 고딕"/>
+          <w:b w:val="0"/>
+          <w:color w:val="1F2430"/>
+          <w:sz w:val="21"/>
+        </w:rPr>
+        <w:t>tore</w:t>
+      </w:r>
+      <w:r>
+        <w:rPr>
+          <w:rFonts w:ascii="맑은 고딕" w:hAnsi="맑은 고딕" w:eastAsia="맑은 고딕"/>
+          <w:b w:val="0"/>
+          <w:color w:val="1F2430"/>
+          <w:sz w:val="21"/>
+        </w:rPr>
+        <w:t xml:space="preserve"> ) my bag.</w:t>
       </w:r>
     </w:p>
     <w:p>
@@ -2080,7 +2575,25 @@
           <w:color w:val="1F2430"/>
           <w:sz w:val="21"/>
         </w:rPr>
-        <w:t>I wanted to buy a new one, but I thought again.</w:t>
+        <w:t xml:space="preserve">I wanted ( buying / </w:t>
+      </w:r>
+      <w:r>
+        <w:rPr>
+          <w:rFonts w:ascii="맑은 고딕" w:hAnsi="맑은 고딕" w:eastAsia="맑은 고딕"/>
+          <w:b w:val="0"/>
+          <w:color w:val="1F2430"/>
+          <w:sz w:val="21"/>
+        </w:rPr>
+        <w:t>to buy</w:t>
+      </w:r>
+      <w:r>
+        <w:rPr>
+          <w:rFonts w:ascii="맑은 고딕" w:hAnsi="맑은 고딕" w:eastAsia="맑은 고딕"/>
+          <w:b w:val="0"/>
+          <w:color w:val="1F2430"/>
+          <w:sz w:val="21"/>
+        </w:rPr>
+        <w:t xml:space="preserve"> ) a new one, but I thought again.</w:t>
       </w:r>
     </w:p>
     <w:p>
@@ -2105,7 +2618,43 @@
           <w:color w:val="1F2430"/>
           <w:sz w:val="21"/>
         </w:rPr>
-        <w:t>I learned that reusing is important for zero-waste living.</w:t>
+        <w:t xml:space="preserve">I learned that ( reuse / </w:t>
+      </w:r>
+      <w:r>
+        <w:rPr>
+          <w:rFonts w:ascii="맑은 고딕" w:hAnsi="맑은 고딕" w:eastAsia="맑은 고딕"/>
+          <w:b w:val="0"/>
+          <w:color w:val="1F2430"/>
+          <w:sz w:val="21"/>
+        </w:rPr>
+        <w:t>reusing</w:t>
+      </w:r>
+      <w:r>
+        <w:rPr>
+          <w:rFonts w:ascii="맑은 고딕" w:hAnsi="맑은 고딕" w:eastAsia="맑은 고딕"/>
+          <w:b w:val="0"/>
+          <w:color w:val="1F2430"/>
+          <w:sz w:val="21"/>
+        </w:rPr>
+        <w:t xml:space="preserve"> ) ( </w:t>
+      </w:r>
+      <w:r>
+        <w:rPr>
+          <w:rFonts w:ascii="맑은 고딕" w:hAnsi="맑은 고딕" w:eastAsia="맑은 고딕"/>
+          <w:b w:val="0"/>
+          <w:color w:val="1F2430"/>
+          <w:sz w:val="21"/>
+        </w:rPr>
+        <w:t>is</w:t>
+      </w:r>
+      <w:r>
+        <w:rPr>
+          <w:rFonts w:ascii="맑은 고딕" w:hAnsi="맑은 고딕" w:eastAsia="맑은 고딕"/>
+          <w:b w:val="0"/>
+          <w:color w:val="1F2430"/>
+          <w:sz w:val="21"/>
+        </w:rPr>
+        <w:t xml:space="preserve"> / are ) important for zero-waste living.</w:t>
       </w:r>
     </w:p>
     <w:p>
@@ -2130,7 +2679,25 @@
           <w:color w:val="1F2430"/>
           <w:sz w:val="21"/>
         </w:rPr>
-        <w:t>So, I decided to fix it and reuse it.</w:t>
+        <w:t xml:space="preserve">So, I decided ( fixing / </w:t>
+      </w:r>
+      <w:r>
+        <w:rPr>
+          <w:rFonts w:ascii="맑은 고딕" w:hAnsi="맑은 고딕" w:eastAsia="맑은 고딕"/>
+          <w:b w:val="0"/>
+          <w:color w:val="1F2430"/>
+          <w:sz w:val="21"/>
+        </w:rPr>
+        <w:t>to fix</w:t>
+      </w:r>
+      <w:r>
+        <w:rPr>
+          <w:rFonts w:ascii="맑은 고딕" w:hAnsi="맑은 고딕" w:eastAsia="맑은 고딕"/>
+          <w:b w:val="0"/>
+          <w:color w:val="1F2430"/>
+          <w:sz w:val="21"/>
+        </w:rPr>
+        <w:t xml:space="preserve"> ) it and reuse it.</w:t>
       </w:r>
     </w:p>
     <w:p>
@@ -2155,7 +2722,43 @@
           <w:color w:val="1F2430"/>
           <w:sz w:val="21"/>
         </w:rPr>
-        <w:t>I’m not very good at sewing, and I don’t think that the bag looks perfect.</w:t>
+        <w:t xml:space="preserve">I’m not very good at ( sew / </w:t>
+      </w:r>
+      <w:r>
+        <w:rPr>
+          <w:rFonts w:ascii="맑은 고딕" w:hAnsi="맑은 고딕" w:eastAsia="맑은 고딕"/>
+          <w:b w:val="0"/>
+          <w:color w:val="1F2430"/>
+          <w:sz w:val="21"/>
+        </w:rPr>
+        <w:t>sewing</w:t>
+      </w:r>
+      <w:r>
+        <w:rPr>
+          <w:rFonts w:ascii="맑은 고딕" w:hAnsi="맑은 고딕" w:eastAsia="맑은 고딕"/>
+          <w:b w:val="0"/>
+          <w:color w:val="1F2430"/>
+          <w:sz w:val="21"/>
+        </w:rPr>
+        <w:t xml:space="preserve"> ), and I don’t think that the bag looks ( </w:t>
+      </w:r>
+      <w:r>
+        <w:rPr>
+          <w:rFonts w:ascii="맑은 고딕" w:hAnsi="맑은 고딕" w:eastAsia="맑은 고딕"/>
+          <w:b w:val="0"/>
+          <w:color w:val="1F2430"/>
+          <w:sz w:val="21"/>
+        </w:rPr>
+        <w:t>perfect</w:t>
+      </w:r>
+      <w:r>
+        <w:rPr>
+          <w:rFonts w:ascii="맑은 고딕" w:hAnsi="맑은 고딕" w:eastAsia="맑은 고딕"/>
+          <w:b w:val="0"/>
+          <w:color w:val="1F2430"/>
+          <w:sz w:val="21"/>
+        </w:rPr>
+        <w:t xml:space="preserve"> / perfectly ).</w:t>
       </w:r>
     </w:p>
     <w:p>
@@ -2230,7 +2833,43 @@
           <w:color w:val="1F2430"/>
           <w:sz w:val="21"/>
         </w:rPr>
-        <w:t>Emma: I often use food delivery services, but today I didn’t.</w:t>
+        <w:t xml:space="preserve">Emma: I ( use often / </w:t>
+      </w:r>
+      <w:r>
+        <w:rPr>
+          <w:rFonts w:ascii="맑은 고딕" w:hAnsi="맑은 고딕" w:eastAsia="맑은 고딕"/>
+          <w:b w:val="0"/>
+          <w:color w:val="1F2430"/>
+          <w:sz w:val="21"/>
+        </w:rPr>
+        <w:t>often use</w:t>
+      </w:r>
+      <w:r>
+        <w:rPr>
+          <w:rFonts w:ascii="맑은 고딕" w:hAnsi="맑은 고딕" w:eastAsia="맑은 고딕"/>
+          <w:b w:val="0"/>
+          <w:color w:val="1F2430"/>
+          <w:sz w:val="21"/>
+        </w:rPr>
+        <w:t xml:space="preserve"> ) food </w:t>
+      </w:r>
+      <w:r>
+        <w:rPr>
+          <w:rFonts w:ascii="맑은 고딕" w:hAnsi="맑은 고딕" w:eastAsia="맑은 고딕"/>
+          <w:b w:val="0"/>
+          <w:color w:val="1F2430"/>
+          <w:sz w:val="21"/>
+        </w:rPr>
+        <w:t>____________</w:t>
+      </w:r>
+      <w:r>
+        <w:rPr>
+          <w:rFonts w:ascii="맑은 고딕" w:hAnsi="맑은 고딕" w:eastAsia="맑은 고딕"/>
+          <w:b w:val="0"/>
+          <w:color w:val="1F2430"/>
+          <w:sz w:val="21"/>
+        </w:rPr>
+        <w:t xml:space="preserve"> services, but today I didn’t.</w:t>
       </w:r>
     </w:p>
     <w:p>
@@ -2255,7 +2894,34 @@
           <w:color w:val="1F2430"/>
           <w:sz w:val="21"/>
         </w:rPr>
-        <w:t>Instead, I walked to my favorite restaurant with a reusable container and picked up the food.</w:t>
+        <w:t>___________</w:t>
+      </w:r>
+      <w:r>
+        <w:rPr>
+          <w:rFonts w:ascii="맑은 고딕" w:hAnsi="맑은 고딕" w:eastAsia="맑은 고딕"/>
+          <w:b w:val="0"/>
+          <w:color w:val="1F2430"/>
+          <w:sz w:val="21"/>
+        </w:rPr>
+        <w:t xml:space="preserve">, I walked to my favorite restaurant with a reusable </w:t>
+      </w:r>
+      <w:r>
+        <w:rPr>
+          <w:rFonts w:ascii="맑은 고딕" w:hAnsi="맑은 고딕" w:eastAsia="맑은 고딕"/>
+          <w:b w:val="0"/>
+          <w:color w:val="1F2430"/>
+          <w:sz w:val="21"/>
+        </w:rPr>
+        <w:t>______________</w:t>
+      </w:r>
+      <w:r>
+        <w:rPr>
+          <w:rFonts w:ascii="맑은 고딕" w:hAnsi="맑은 고딕" w:eastAsia="맑은 고딕"/>
+          <w:b w:val="0"/>
+          <w:color w:val="1F2430"/>
+          <w:sz w:val="21"/>
+        </w:rPr>
+        <w:t xml:space="preserve"> and picked up the food.</w:t>
       </w:r>
     </w:p>
     <w:p>
@@ -2280,7 +2946,43 @@
           <w:color w:val="1F2430"/>
           <w:sz w:val="21"/>
         </w:rPr>
-        <w:t>I heard that plastic never goes away completely.</w:t>
+        <w:t xml:space="preserve">I heard that plastic never ( go / </w:t>
+      </w:r>
+      <w:r>
+        <w:rPr>
+          <w:rFonts w:ascii="맑은 고딕" w:hAnsi="맑은 고딕" w:eastAsia="맑은 고딕"/>
+          <w:b w:val="0"/>
+          <w:color w:val="1F2430"/>
+          <w:sz w:val="21"/>
+        </w:rPr>
+        <w:t>goes</w:t>
+      </w:r>
+      <w:r>
+        <w:rPr>
+          <w:rFonts w:ascii="맑은 고딕" w:hAnsi="맑은 고딕" w:eastAsia="맑은 고딕"/>
+          <w:b w:val="0"/>
+          <w:color w:val="1F2430"/>
+          <w:sz w:val="21"/>
+        </w:rPr>
+        <w:t xml:space="preserve"> ) away ( complete / </w:t>
+      </w:r>
+      <w:r>
+        <w:rPr>
+          <w:rFonts w:ascii="맑은 고딕" w:hAnsi="맑은 고딕" w:eastAsia="맑은 고딕"/>
+          <w:b w:val="0"/>
+          <w:color w:val="1F2430"/>
+          <w:sz w:val="21"/>
+        </w:rPr>
+        <w:t>completely</w:t>
+      </w:r>
+      <w:r>
+        <w:rPr>
+          <w:rFonts w:ascii="맑은 고딕" w:hAnsi="맑은 고딕" w:eastAsia="맑은 고딕"/>
+          <w:b w:val="0"/>
+          <w:color w:val="1F2430"/>
+          <w:sz w:val="21"/>
+        </w:rPr>
+        <w:t xml:space="preserve"> ).</w:t>
       </w:r>
     </w:p>
     <w:p>
@@ -2330,7 +3032,25 @@
           <w:color w:val="1F2430"/>
           <w:sz w:val="21"/>
         </w:rPr>
-        <w:t>I felt good!</w:t>
+        <w:t xml:space="preserve">I felt ( </w:t>
+      </w:r>
+      <w:r>
+        <w:rPr>
+          <w:rFonts w:ascii="맑은 고딕" w:hAnsi="맑은 고딕" w:eastAsia="맑은 고딕"/>
+          <w:b w:val="0"/>
+          <w:color w:val="1F2430"/>
+          <w:sz w:val="21"/>
+        </w:rPr>
+        <w:t>good</w:t>
+      </w:r>
+      <w:r>
+        <w:rPr>
+          <w:rFonts w:ascii="맑은 고딕" w:hAnsi="맑은 고딕" w:eastAsia="맑은 고딕"/>
+          <w:b w:val="0"/>
+          <w:color w:val="1F2430"/>
+          <w:sz w:val="21"/>
+        </w:rPr>
+        <w:t xml:space="preserve"> / nicely )!</w:t>
       </w:r>
     </w:p>
     <w:p>
@@ -2380,7 +3100,25 @@
           <w:color w:val="1F2430"/>
           <w:sz w:val="21"/>
         </w:rPr>
-        <w:t>Minsu: Yesterday, I took some plastic and glass bottles to a recycling machine near my house.</w:t>
+        <w:t xml:space="preserve">Minsu: Yesterday, I took some plastic and glass bottles ( for / </w:t>
+      </w:r>
+      <w:r>
+        <w:rPr>
+          <w:rFonts w:ascii="맑은 고딕" w:hAnsi="맑은 고딕" w:eastAsia="맑은 고딕"/>
+          <w:b w:val="0"/>
+          <w:color w:val="1F2430"/>
+          <w:sz w:val="21"/>
+        </w:rPr>
+        <w:t>to</w:t>
+      </w:r>
+      <w:r>
+        <w:rPr>
+          <w:rFonts w:ascii="맑은 고딕" w:hAnsi="맑은 고딕" w:eastAsia="맑은 고딕"/>
+          <w:b w:val="0"/>
+          <w:color w:val="1F2430"/>
+          <w:sz w:val="21"/>
+        </w:rPr>
+        <w:t xml:space="preserve"> ) a recycling machine near my house.</w:t>
       </w:r>
     </w:p>
     <w:p>
@@ -2405,7 +3143,43 @@
           <w:color w:val="1F2430"/>
           <w:sz w:val="21"/>
         </w:rPr>
-        <w:t>I put them into the machine one by one, and I got some points in return.</w:t>
+        <w:t xml:space="preserve">I put them into the machine </w:t>
+      </w:r>
+      <w:r>
+        <w:rPr>
+          <w:rFonts w:ascii="맑은 고딕" w:hAnsi="맑은 고딕" w:eastAsia="맑은 고딕"/>
+          <w:b w:val="0"/>
+          <w:color w:val="1F2430"/>
+          <w:sz w:val="21"/>
+        </w:rPr>
+        <w:t>________________</w:t>
+      </w:r>
+      <w:r>
+        <w:rPr>
+          <w:rFonts w:ascii="맑은 고딕" w:hAnsi="맑은 고딕" w:eastAsia="맑은 고딕"/>
+          <w:b w:val="0"/>
+          <w:color w:val="1F2430"/>
+          <w:sz w:val="21"/>
+        </w:rPr>
+        <w:t xml:space="preserve">, and I got some points </w:t>
+      </w:r>
+      <w:r>
+        <w:rPr>
+          <w:rFonts w:ascii="맑은 고딕" w:hAnsi="맑은 고딕" w:eastAsia="맑은 고딕"/>
+          <w:b w:val="0"/>
+          <w:color w:val="1F2430"/>
+          <w:sz w:val="21"/>
+        </w:rPr>
+        <w:t>______________</w:t>
+      </w:r>
+      <w:r>
+        <w:rPr>
+          <w:rFonts w:ascii="맑은 고딕" w:hAnsi="맑은 고딕" w:eastAsia="맑은 고딕"/>
+          <w:b w:val="0"/>
+          <w:color w:val="1F2430"/>
+          <w:sz w:val="21"/>
+        </w:rPr>
+        <w:t>.</w:t>
       </w:r>
     </w:p>
     <w:p>
@@ -12190,7 +12964,6 @@
       <w:r>
         <w:rPr>
           <w:rFonts w:ascii="맑은 고딕" w:hAnsi="맑은 고딕" w:eastAsia="맑은 고딕"/>
-          <w:b w:val="0"/>
           <w:color w:val="1F2430"/>
           <w:sz w:val="20"/>
         </w:rPr>
@@ -12906,7 +13679,6 @@
       <w:r>
         <w:rPr>
           <w:rFonts w:ascii="맑은 고딕" w:hAnsi="맑은 고딕" w:eastAsia="맑은 고딕"/>
-          <w:b w:val="0"/>
           <w:color w:val="1F2430"/>
           <w:sz w:val="20"/>
         </w:rPr>
@@ -12933,7 +13705,6 @@
       <w:r>
         <w:rPr>
           <w:rFonts w:ascii="맑은 고딕" w:hAnsi="맑은 고딕" w:eastAsia="맑은 고딕"/>
-          <w:b w:val="0"/>
           <w:color w:val="1F2430"/>
           <w:sz w:val="20"/>
         </w:rPr>
@@ -14790,7 +15561,6 @@
       <w:r>
         <w:rPr>
           <w:rFonts w:ascii="맑은 고딕" w:hAnsi="맑은 고딕" w:eastAsia="맑은 고딕"/>
-          <w:b w:val="0"/>
           <w:color w:val="1F2430"/>
           <w:sz w:val="20"/>
         </w:rPr>
@@ -14826,7 +15596,6 @@
       <w:r>
         <w:rPr>
           <w:rFonts w:ascii="맑은 고딕" w:hAnsi="맑은 고딕" w:eastAsia="맑은 고딕"/>
-          <w:b w:val="0"/>
           <w:color w:val="1F2430"/>
           <w:sz w:val="20"/>
         </w:rPr>

--- a/mokdong1/2mid/word/MDJ1_L5-L7_ByPart_Core_Blank_A4.docx
+++ b/mokdong1/2mid/word/MDJ1_L5-L7_ByPart_Core_Blank_A4.docx
@@ -383,25 +383,7 @@
           <w:color w:val="1F2430"/>
           <w:sz w:val="21"/>
         </w:rPr>
-        <w:t xml:space="preserve">Last Saturday, someone ( throw / </w:t>
-      </w:r>
-      <w:r>
-        <w:rPr>
-          <w:rFonts w:ascii="맑은 고딕" w:hAnsi="맑은 고딕" w:eastAsia="맑은 고딕"/>
-          <w:b w:val="0"/>
-          <w:color w:val="1F2430"/>
-          <w:sz w:val="21"/>
-        </w:rPr>
-        <w:t>threw</w:t>
-      </w:r>
-      <w:r>
-        <w:rPr>
-          <w:rFonts w:ascii="맑은 고딕" w:hAnsi="맑은 고딕" w:eastAsia="맑은 고딕"/>
-          <w:b w:val="0"/>
-          <w:color w:val="1F2430"/>
-          <w:sz w:val="21"/>
-        </w:rPr>
-        <w:t xml:space="preserve"> ) a cake </w:t>
+        <w:t xml:space="preserve">Last Saturday, someone threw a cake </w:t>
       </w:r>
       <w:r>
         <w:rPr>
@@ -478,43 +460,7 @@
           <w:color w:val="1F2430"/>
           <w:sz w:val="21"/>
         </w:rPr>
-        <w:t xml:space="preserve">What did they say? ( </w:t>
-      </w:r>
-      <w:r>
-        <w:rPr>
-          <w:rFonts w:ascii="맑은 고딕" w:hAnsi="맑은 고딕" w:eastAsia="맑은 고딕"/>
-          <w:b w:val="0"/>
-          <w:color w:val="1F2430"/>
-          <w:sz w:val="21"/>
-        </w:rPr>
-        <w:t>Read</w:t>
-      </w:r>
-      <w:r>
-        <w:rPr>
-          <w:rFonts w:ascii="맑은 고딕" w:hAnsi="맑은 고딕" w:eastAsia="맑은 고딕"/>
-          <w:b w:val="0"/>
-          <w:color w:val="1F2430"/>
-          <w:sz w:val="21"/>
-        </w:rPr>
-        <w:t xml:space="preserve"> / Reading ) the following, and find the </w:t>
-      </w:r>
-      <w:r>
-        <w:rPr>
-          <w:rFonts w:ascii="맑은 고딕" w:hAnsi="맑은 고딕" w:eastAsia="맑은 고딕"/>
-          <w:b w:val="0"/>
-          <w:color w:val="1F2430"/>
-          <w:sz w:val="21"/>
-        </w:rPr>
-        <w:t>____________</w:t>
-      </w:r>
-      <w:r>
-        <w:rPr>
-          <w:rFonts w:ascii="맑은 고딕" w:hAnsi="맑은 고딕" w:eastAsia="맑은 고딕"/>
-          <w:b w:val="0"/>
-          <w:color w:val="1F2430"/>
-          <w:sz w:val="21"/>
-        </w:rPr>
-        <w:t>.</w:t>
+        <w:t>What did they say? Read the following, and find the criminal.</w:t>
       </w:r>
     </w:p>
     <w:p>
@@ -647,43 +593,7 @@
           <w:color w:val="1F2430"/>
           <w:sz w:val="21"/>
         </w:rPr>
-        <w:t xml:space="preserve">I </w:t>
-      </w:r>
-      <w:r>
-        <w:rPr>
-          <w:rFonts w:ascii="맑은 고딕" w:hAnsi="맑은 고딕" w:eastAsia="맑은 고딕"/>
-          <w:b w:val="0"/>
-          <w:color w:val="1F2430"/>
-          <w:sz w:val="21"/>
-        </w:rPr>
-        <w:t>____________________</w:t>
-      </w:r>
-      <w:r>
-        <w:rPr>
-          <w:rFonts w:ascii="맑은 고딕" w:hAnsi="맑은 고딕" w:eastAsia="맑은 고딕"/>
-          <w:b w:val="0"/>
-          <w:color w:val="1F2430"/>
-          <w:sz w:val="21"/>
-        </w:rPr>
-        <w:t xml:space="preserve"> and ( see / </w:t>
-      </w:r>
-      <w:r>
-        <w:rPr>
-          <w:rFonts w:ascii="맑은 고딕" w:hAnsi="맑은 고딕" w:eastAsia="맑은 고딕"/>
-          <w:b w:val="0"/>
-          <w:color w:val="1F2430"/>
-          <w:sz w:val="21"/>
-        </w:rPr>
-        <w:t>saw</w:t>
-      </w:r>
-      <w:r>
-        <w:rPr>
-          <w:rFonts w:ascii="맑은 고딕" w:hAnsi="맑은 고딕" w:eastAsia="맑은 고딕"/>
-          <w:b w:val="0"/>
-          <w:color w:val="1F2430"/>
-          <w:sz w:val="21"/>
-        </w:rPr>
-        <w:t xml:space="preserve"> ) an old man.</w:t>
+        <w:t>I turned around and saw an old man.</w:t>
       </w:r>
     </w:p>
     <w:p>
@@ -708,43 +618,7 @@
           <w:color w:val="1F2430"/>
           <w:sz w:val="21"/>
         </w:rPr>
-        <w:t xml:space="preserve">He ( is standing / </w:t>
-      </w:r>
-      <w:r>
-        <w:rPr>
-          <w:rFonts w:ascii="맑은 고딕" w:hAnsi="맑은 고딕" w:eastAsia="맑은 고딕"/>
-          <w:b w:val="0"/>
-          <w:color w:val="1F2430"/>
-          <w:sz w:val="21"/>
-        </w:rPr>
-        <w:t>was standing</w:t>
-      </w:r>
-      <w:r>
-        <w:rPr>
-          <w:rFonts w:ascii="맑은 고딕" w:hAnsi="맑은 고딕" w:eastAsia="맑은 고딕"/>
-          <w:b w:val="0"/>
-          <w:color w:val="1F2430"/>
-          <w:sz w:val="21"/>
-        </w:rPr>
-        <w:t xml:space="preserve"> ) </w:t>
-      </w:r>
-      <w:r>
-        <w:rPr>
-          <w:rFonts w:ascii="맑은 고딕" w:hAnsi="맑은 고딕" w:eastAsia="맑은 고딕"/>
-          <w:b w:val="0"/>
-          <w:color w:val="1F2430"/>
-          <w:sz w:val="21"/>
-        </w:rPr>
-        <w:t>_________________</w:t>
-      </w:r>
-      <w:r>
-        <w:rPr>
-          <w:rFonts w:ascii="맑은 고딕" w:hAnsi="맑은 고딕" w:eastAsia="맑은 고딕"/>
-          <w:b w:val="0"/>
-          <w:color w:val="1F2430"/>
-          <w:sz w:val="21"/>
-        </w:rPr>
-        <w:t xml:space="preserve"> a wheelchair.</w:t>
+        <w:t>He was standing in front of a wheelchair.</w:t>
       </w:r>
     </w:p>
     <w:p>
@@ -769,25 +643,7 @@
           <w:color w:val="1F2430"/>
           <w:sz w:val="21"/>
         </w:rPr>
-        <w:t xml:space="preserve">I'm </w:t>
-      </w:r>
-      <w:r>
-        <w:rPr>
-          <w:rFonts w:ascii="맑은 고딕" w:hAnsi="맑은 고딕" w:eastAsia="맑은 고딕"/>
-          <w:b w:val="0"/>
-          <w:color w:val="1F2430"/>
-          <w:sz w:val="21"/>
-        </w:rPr>
-        <w:t>________</w:t>
-      </w:r>
-      <w:r>
-        <w:rPr>
-          <w:rFonts w:ascii="맑은 고딕" w:hAnsi="맑은 고딕" w:eastAsia="맑은 고딕"/>
-          <w:b w:val="0"/>
-          <w:color w:val="1F2430"/>
-          <w:sz w:val="21"/>
-        </w:rPr>
-        <w:t xml:space="preserve"> 170 cm tall, and </w:t>
+        <w:t xml:space="preserve">I'm about 170 cm tall, and </w:t>
       </w:r>
       <w:r>
         <w:rPr>
@@ -1135,43 +991,7 @@
           <w:color w:val="1F2430"/>
           <w:sz w:val="21"/>
         </w:rPr>
-        <w:t xml:space="preserve"> gray hair was </w:t>
-      </w:r>
-      <w:r>
-        <w:rPr>
-          <w:rFonts w:ascii="맑은 고딕" w:hAnsi="맑은 고딕" w:eastAsia="맑은 고딕"/>
-          <w:b w:val="0"/>
-          <w:color w:val="1F2430"/>
-          <w:sz w:val="21"/>
-        </w:rPr>
-        <w:t>___________________</w:t>
-      </w:r>
-      <w:r>
-        <w:rPr>
-          <w:rFonts w:ascii="맑은 고딕" w:hAnsi="맑은 고딕" w:eastAsia="맑은 고딕"/>
-          <w:b w:val="0"/>
-          <w:color w:val="1F2430"/>
-          <w:sz w:val="21"/>
-        </w:rPr>
-        <w:t xml:space="preserve">, and something ( fall / </w:t>
-      </w:r>
-      <w:r>
-        <w:rPr>
-          <w:rFonts w:ascii="맑은 고딕" w:hAnsi="맑은 고딕" w:eastAsia="맑은 고딕"/>
-          <w:b w:val="0"/>
-          <w:color w:val="1F2430"/>
-          <w:sz w:val="21"/>
-        </w:rPr>
-        <w:t>fell</w:t>
-      </w:r>
-      <w:r>
-        <w:rPr>
-          <w:rFonts w:ascii="맑은 고딕" w:hAnsi="맑은 고딕" w:eastAsia="맑은 고딕"/>
-          <w:b w:val="0"/>
-          <w:color w:val="1F2430"/>
-          <w:sz w:val="21"/>
-        </w:rPr>
-        <w:t xml:space="preserve"> ) off his head.</w:t>
+        <w:t xml:space="preserve"> gray hair was running away, and something fell off his head.</w:t>
       </w:r>
     </w:p>
     <w:p>
@@ -1196,25 +1016,7 @@
           <w:color w:val="1F2430"/>
           <w:sz w:val="21"/>
         </w:rPr>
-        <w:t xml:space="preserve">It was his </w:t>
-      </w:r>
-      <w:r>
-        <w:rPr>
-          <w:rFonts w:ascii="맑은 고딕" w:hAnsi="맑은 고딕" w:eastAsia="맑은 고딕"/>
-          <w:b w:val="0"/>
-          <w:color w:val="1F2430"/>
-          <w:sz w:val="21"/>
-        </w:rPr>
-        <w:t>____</w:t>
-      </w:r>
-      <w:r>
-        <w:rPr>
-          <w:rFonts w:ascii="맑은 고딕" w:hAnsi="맑은 고딕" w:eastAsia="맑은 고딕"/>
-          <w:b w:val="0"/>
-          <w:color w:val="1F2430"/>
-          <w:sz w:val="21"/>
-        </w:rPr>
-        <w:t>.</w:t>
+        <w:t>It was his wig.</w:t>
       </w:r>
     </w:p>
     <w:p>
@@ -1239,43 +1041,7 @@
           <w:color w:val="1F2430"/>
           <w:sz w:val="21"/>
         </w:rPr>
-        <w:t xml:space="preserve">I </w:t>
-      </w:r>
-      <w:r>
-        <w:rPr>
-          <w:rFonts w:ascii="맑은 고딕" w:hAnsi="맑은 고딕" w:eastAsia="맑은 고딕"/>
-          <w:b w:val="0"/>
-          <w:color w:val="1F2430"/>
-          <w:sz w:val="21"/>
-        </w:rPr>
-        <w:t>______________</w:t>
-      </w:r>
-      <w:r>
-        <w:rPr>
-          <w:rFonts w:ascii="맑은 고딕" w:hAnsi="맑은 고딕" w:eastAsia="맑은 고딕"/>
-          <w:b w:val="0"/>
-          <w:color w:val="1F2430"/>
-          <w:sz w:val="21"/>
-        </w:rPr>
-        <w:t xml:space="preserve"> him, ( so / </w:t>
-      </w:r>
-      <w:r>
-        <w:rPr>
-          <w:rFonts w:ascii="맑은 고딕" w:hAnsi="맑은 고딕" w:eastAsia="맑은 고딕"/>
-          <w:b w:val="0"/>
-          <w:color w:val="1F2430"/>
-          <w:sz w:val="21"/>
-        </w:rPr>
-        <w:t>but</w:t>
-      </w:r>
-      <w:r>
-        <w:rPr>
-          <w:rFonts w:ascii="맑은 고딕" w:hAnsi="맑은 고딕" w:eastAsia="맑은 고딕"/>
-          <w:b w:val="0"/>
-          <w:color w:val="1F2430"/>
-          <w:sz w:val="21"/>
-        </w:rPr>
-        <w:t xml:space="preserve"> ) I couldn't catch him.</w:t>
+        <w:t>I ran after him, but I couldn't catch him.</w:t>
       </w:r>
     </w:p>
     <w:p>
@@ -1300,43 +1066,7 @@
           <w:color w:val="1F2430"/>
           <w:sz w:val="21"/>
         </w:rPr>
-        <w:t xml:space="preserve">He was ( fast / </w:t>
-      </w:r>
-      <w:r>
-        <w:rPr>
-          <w:rFonts w:ascii="맑은 고딕" w:hAnsi="맑은 고딕" w:eastAsia="맑은 고딕"/>
-          <w:b w:val="0"/>
-          <w:color w:val="1F2430"/>
-          <w:sz w:val="21"/>
-        </w:rPr>
-        <w:t>faster</w:t>
-      </w:r>
-      <w:r>
-        <w:rPr>
-          <w:rFonts w:ascii="맑은 고딕" w:hAnsi="맑은 고딕" w:eastAsia="맑은 고딕"/>
-          <w:b w:val="0"/>
-          <w:color w:val="1F2430"/>
-          <w:sz w:val="21"/>
-        </w:rPr>
-        <w:t xml:space="preserve"> ) ( </w:t>
-      </w:r>
-      <w:r>
-        <w:rPr>
-          <w:rFonts w:ascii="맑은 고딕" w:hAnsi="맑은 고딕" w:eastAsia="맑은 고딕"/>
-          <w:b w:val="0"/>
-          <w:color w:val="1F2430"/>
-          <w:sz w:val="21"/>
-        </w:rPr>
-        <w:t>than</w:t>
-      </w:r>
-      <w:r>
-        <w:rPr>
-          <w:rFonts w:ascii="맑은 고딕" w:hAnsi="맑은 고딕" w:eastAsia="맑은 고딕"/>
-          <w:b w:val="0"/>
-          <w:color w:val="1F2430"/>
-          <w:sz w:val="21"/>
-        </w:rPr>
-        <w:t xml:space="preserve"> / then ) me.</w:t>
+        <w:t>He was faster than me.</w:t>
       </w:r>
     </w:p>
     <w:p>
@@ -1361,16 +1091,7 @@
           <w:color w:val="1F2430"/>
           <w:sz w:val="21"/>
         </w:rPr>
-        <w:t>___________</w:t>
-      </w:r>
-      <w:r>
-        <w:rPr>
-          <w:rFonts w:ascii="맑은 고딕" w:hAnsi="맑은 고딕" w:eastAsia="맑은 고딕"/>
-          <w:b w:val="0"/>
-          <w:color w:val="1F2430"/>
-          <w:sz w:val="21"/>
-        </w:rPr>
-        <w:t>, the old man was not old.</w:t>
+        <w:t>In fact, the old man was not old.</w:t>
       </w:r>
     </w:p>
     <w:p>
@@ -1463,7 +1184,7 @@
           <w:color w:val="1F2430"/>
           <w:sz w:val="21"/>
         </w:rPr>
-        <w:t xml:space="preserve">I went to the crime </w:t>
+        <w:t xml:space="preserve">I went to the crime scene, and </w:t>
       </w:r>
       <w:r>
         <w:rPr>
@@ -1472,7 +1193,7 @@
           <w:color w:val="1F2430"/>
           <w:sz w:val="21"/>
         </w:rPr>
-        <w:t>________</w:t>
+        <w:t>________________</w:t>
       </w:r>
       <w:r>
         <w:rPr>
@@ -1481,43 +1202,7 @@
           <w:color w:val="1F2430"/>
           <w:sz w:val="21"/>
         </w:rPr>
-        <w:t xml:space="preserve">, and </w:t>
-      </w:r>
-      <w:r>
-        <w:rPr>
-          <w:rFonts w:ascii="맑은 고딕" w:hAnsi="맑은 고딕" w:eastAsia="맑은 고딕"/>
-          <w:b w:val="0"/>
-          <w:color w:val="1F2430"/>
-          <w:sz w:val="21"/>
-        </w:rPr>
-        <w:t>________________</w:t>
-      </w:r>
-      <w:r>
-        <w:rPr>
-          <w:rFonts w:ascii="맑은 고딕" w:hAnsi="맑은 고딕" w:eastAsia="맑은 고딕"/>
-          <w:b w:val="0"/>
-          <w:color w:val="1F2430"/>
-          <w:sz w:val="21"/>
-        </w:rPr>
-        <w:t xml:space="preserve"> ( piece / </w:t>
-      </w:r>
-      <w:r>
-        <w:rPr>
-          <w:rFonts w:ascii="맑은 고딕" w:hAnsi="맑은 고딕" w:eastAsia="맑은 고딕"/>
-          <w:b w:val="0"/>
-          <w:color w:val="1F2430"/>
-          <w:sz w:val="21"/>
-        </w:rPr>
-        <w:t>pieces</w:t>
-      </w:r>
-      <w:r>
-        <w:rPr>
-          <w:rFonts w:ascii="맑은 고딕" w:hAnsi="맑은 고딕" w:eastAsia="맑은 고딕"/>
-          <w:b w:val="0"/>
-          <w:color w:val="1F2430"/>
-          <w:sz w:val="21"/>
-        </w:rPr>
-        <w:t xml:space="preserve"> ) of cake all over the painting.</w:t>
+        <w:t xml:space="preserve"> pieces of cake all over the painting.</w:t>
       </w:r>
     </w:p>
     <w:p>
@@ -1576,14 +1261,533 @@
           <w:color w:val="1F2430"/>
           <w:sz w:val="21"/>
         </w:rPr>
-        <w:t xml:space="preserve">and I ( </w:t>
-      </w:r>
-      <w:r>
-        <w:rPr>
-          <w:rFonts w:ascii="맑은 고딕" w:hAnsi="맑은 고딕" w:eastAsia="맑은 고딕"/>
-          <w:b w:val="0"/>
-          <w:color w:val="1F2430"/>
-          <w:sz w:val="21"/>
+        <w:t>and I found a cake box next to the wheelchair. The box was from Camila's Bakery.</w:t>
+      </w:r>
+    </w:p>
+    <w:p>
+      <w:pPr>
+        <w:keepNext/>
+        <w:spacing w:before="100" w:after="20" w:line="276" w:lineRule="auto"/>
+      </w:pPr>
+      <w:r>
+        <w:rPr>
+          <w:rFonts w:ascii="맑은 고딕" w:hAnsi="맑은 고딕" w:eastAsia="맑은 고딕"/>
+          <w:b/>
+          <w:color w:val="1F2430"/>
+          <w:sz w:val="20"/>
+        </w:rPr>
+        <w:t>★ 추가 문제 — 본문 빈칸 · 어법 선택 (위 본문 문장)</w:t>
+      </w:r>
+    </w:p>
+    <w:p>
+      <w:pPr>
+        <w:spacing w:before="20" w:after="0" w:line="276" w:lineRule="auto"/>
+        <w:ind w:left="170"/>
+      </w:pPr>
+      <w:r>
+        <w:rPr>
+          <w:rFonts w:ascii="맑은 고딕" w:hAnsi="맑은 고딕" w:eastAsia="맑은 고딕"/>
+          <w:b w:val="0"/>
+          <w:color w:val="1F2430"/>
+          <w:sz w:val="20"/>
+        </w:rPr>
+        <w:t xml:space="preserve">1. Last Saturday, someone ( throw / </w:t>
+      </w:r>
+      <w:r>
+        <w:rPr>
+          <w:rFonts w:ascii="맑은 고딕" w:hAnsi="맑은 고딕" w:eastAsia="맑은 고딕"/>
+          <w:b w:val="0"/>
+          <w:color w:val="1F2430"/>
+          <w:sz w:val="20"/>
+        </w:rPr>
+        <w:t>threw</w:t>
+      </w:r>
+      <w:r>
+        <w:rPr>
+          <w:rFonts w:ascii="맑은 고딕" w:hAnsi="맑은 고딕" w:eastAsia="맑은 고딕"/>
+          <w:b w:val="0"/>
+          <w:color w:val="1F2430"/>
+          <w:sz w:val="20"/>
+        </w:rPr>
+        <w:t xml:space="preserve"> ) a cake at the Monalisa in the Botero Museum in Bogota, Colombia.</w:t>
+      </w:r>
+    </w:p>
+    <w:p>
+      <w:pPr>
+        <w:spacing w:before="20" w:after="0" w:line="276" w:lineRule="auto"/>
+        <w:ind w:left="170"/>
+      </w:pPr>
+      <w:r>
+        <w:rPr>
+          <w:rFonts w:ascii="맑은 고딕" w:hAnsi="맑은 고딕" w:eastAsia="맑은 고딕"/>
+          <w:b w:val="0"/>
+          <w:color w:val="1F2430"/>
+          <w:sz w:val="20"/>
+        </w:rPr>
+        <w:t xml:space="preserve">3. What did they say? ( </w:t>
+      </w:r>
+      <w:r>
+        <w:rPr>
+          <w:rFonts w:ascii="맑은 고딕" w:hAnsi="맑은 고딕" w:eastAsia="맑은 고딕"/>
+          <w:b w:val="0"/>
+          <w:color w:val="1F2430"/>
+          <w:sz w:val="20"/>
+        </w:rPr>
+        <w:t>Read</w:t>
+      </w:r>
+      <w:r>
+        <w:rPr>
+          <w:rFonts w:ascii="맑은 고딕" w:hAnsi="맑은 고딕" w:eastAsia="맑은 고딕"/>
+          <w:b w:val="0"/>
+          <w:color w:val="1F2430"/>
+          <w:sz w:val="20"/>
+        </w:rPr>
+        <w:t xml:space="preserve"> / Reading ) the following, and find the </w:t>
+      </w:r>
+      <w:r>
+        <w:rPr>
+          <w:rFonts w:ascii="맑은 고딕" w:hAnsi="맑은 고딕" w:eastAsia="맑은 고딕"/>
+          <w:b w:val="0"/>
+          <w:color w:val="1F2430"/>
+          <w:sz w:val="20"/>
+        </w:rPr>
+        <w:t>____________</w:t>
+      </w:r>
+      <w:r>
+        <w:rPr>
+          <w:rFonts w:ascii="맑은 고딕" w:hAnsi="맑은 고딕" w:eastAsia="맑은 고딕"/>
+          <w:b w:val="0"/>
+          <w:color w:val="1F2430"/>
+          <w:sz w:val="20"/>
+        </w:rPr>
+        <w:t>.</w:t>
+      </w:r>
+    </w:p>
+    <w:p>
+      <w:pPr>
+        <w:spacing w:before="20" w:after="0" w:line="276" w:lineRule="auto"/>
+        <w:ind w:left="170"/>
+      </w:pPr>
+      <w:r>
+        <w:rPr>
+          <w:rFonts w:ascii="맑은 고딕" w:hAnsi="맑은 고딕" w:eastAsia="맑은 고딕"/>
+          <w:b w:val="0"/>
+          <w:color w:val="1F2430"/>
+          <w:sz w:val="20"/>
+        </w:rPr>
+        <w:t xml:space="preserve">6. I </w:t>
+      </w:r>
+      <w:r>
+        <w:rPr>
+          <w:rFonts w:ascii="맑은 고딕" w:hAnsi="맑은 고딕" w:eastAsia="맑은 고딕"/>
+          <w:b w:val="0"/>
+          <w:color w:val="1F2430"/>
+          <w:sz w:val="20"/>
+        </w:rPr>
+        <w:t>____________________</w:t>
+      </w:r>
+      <w:r>
+        <w:rPr>
+          <w:rFonts w:ascii="맑은 고딕" w:hAnsi="맑은 고딕" w:eastAsia="맑은 고딕"/>
+          <w:b w:val="0"/>
+          <w:color w:val="1F2430"/>
+          <w:sz w:val="20"/>
+        </w:rPr>
+        <w:t xml:space="preserve"> and ( see / </w:t>
+      </w:r>
+      <w:r>
+        <w:rPr>
+          <w:rFonts w:ascii="맑은 고딕" w:hAnsi="맑은 고딕" w:eastAsia="맑은 고딕"/>
+          <w:b w:val="0"/>
+          <w:color w:val="1F2430"/>
+          <w:sz w:val="20"/>
+        </w:rPr>
+        <w:t>saw</w:t>
+      </w:r>
+      <w:r>
+        <w:rPr>
+          <w:rFonts w:ascii="맑은 고딕" w:hAnsi="맑은 고딕" w:eastAsia="맑은 고딕"/>
+          <w:b w:val="0"/>
+          <w:color w:val="1F2430"/>
+          <w:sz w:val="20"/>
+        </w:rPr>
+        <w:t xml:space="preserve"> ) an old man.</w:t>
+      </w:r>
+    </w:p>
+    <w:p>
+      <w:pPr>
+        <w:spacing w:before="20" w:after="0" w:line="276" w:lineRule="auto"/>
+        <w:ind w:left="170"/>
+      </w:pPr>
+      <w:r>
+        <w:rPr>
+          <w:rFonts w:ascii="맑은 고딕" w:hAnsi="맑은 고딕" w:eastAsia="맑은 고딕"/>
+          <w:b w:val="0"/>
+          <w:color w:val="1F2430"/>
+          <w:sz w:val="20"/>
+        </w:rPr>
+        <w:t xml:space="preserve">7. He ( is standing / </w:t>
+      </w:r>
+      <w:r>
+        <w:rPr>
+          <w:rFonts w:ascii="맑은 고딕" w:hAnsi="맑은 고딕" w:eastAsia="맑은 고딕"/>
+          <w:b w:val="0"/>
+          <w:color w:val="1F2430"/>
+          <w:sz w:val="20"/>
+        </w:rPr>
+        <w:t>was standing</w:t>
+      </w:r>
+      <w:r>
+        <w:rPr>
+          <w:rFonts w:ascii="맑은 고딕" w:hAnsi="맑은 고딕" w:eastAsia="맑은 고딕"/>
+          <w:b w:val="0"/>
+          <w:color w:val="1F2430"/>
+          <w:sz w:val="20"/>
+        </w:rPr>
+        <w:t xml:space="preserve"> ) </w:t>
+      </w:r>
+      <w:r>
+        <w:rPr>
+          <w:rFonts w:ascii="맑은 고딕" w:hAnsi="맑은 고딕" w:eastAsia="맑은 고딕"/>
+          <w:b w:val="0"/>
+          <w:color w:val="1F2430"/>
+          <w:sz w:val="20"/>
+        </w:rPr>
+        <w:t>_________________</w:t>
+      </w:r>
+      <w:r>
+        <w:rPr>
+          <w:rFonts w:ascii="맑은 고딕" w:hAnsi="맑은 고딕" w:eastAsia="맑은 고딕"/>
+          <w:b w:val="0"/>
+          <w:color w:val="1F2430"/>
+          <w:sz w:val="20"/>
+        </w:rPr>
+        <w:t xml:space="preserve"> a wheelchair.</w:t>
+      </w:r>
+    </w:p>
+    <w:p>
+      <w:pPr>
+        <w:spacing w:before="20" w:after="0" w:line="276" w:lineRule="auto"/>
+        <w:ind w:left="170"/>
+      </w:pPr>
+      <w:r>
+        <w:rPr>
+          <w:rFonts w:ascii="맑은 고딕" w:hAnsi="맑은 고딕" w:eastAsia="맑은 고딕"/>
+          <w:b w:val="0"/>
+          <w:color w:val="1F2430"/>
+          <w:sz w:val="20"/>
+        </w:rPr>
+        <w:t xml:space="preserve">8. I'm </w:t>
+      </w:r>
+      <w:r>
+        <w:rPr>
+          <w:rFonts w:ascii="맑은 고딕" w:hAnsi="맑은 고딕" w:eastAsia="맑은 고딕"/>
+          <w:b w:val="0"/>
+          <w:color w:val="1F2430"/>
+          <w:sz w:val="20"/>
+        </w:rPr>
+        <w:t>________</w:t>
+      </w:r>
+      <w:r>
+        <w:rPr>
+          <w:rFonts w:ascii="맑은 고딕" w:hAnsi="맑은 고딕" w:eastAsia="맑은 고딕"/>
+          <w:b w:val="0"/>
+          <w:color w:val="1F2430"/>
+          <w:sz w:val="20"/>
+        </w:rPr>
+        <w:t xml:space="preserve"> 170 cm tall, and he was a little taller than me.</w:t>
+      </w:r>
+    </w:p>
+    <w:p>
+      <w:pPr>
+        <w:spacing w:before="20" w:after="0" w:line="276" w:lineRule="auto"/>
+        <w:ind w:left="170"/>
+      </w:pPr>
+      <w:r>
+        <w:rPr>
+          <w:rFonts w:ascii="맑은 고딕" w:hAnsi="맑은 고딕" w:eastAsia="맑은 고딕"/>
+          <w:b w:val="0"/>
+          <w:color w:val="1F2430"/>
+          <w:sz w:val="20"/>
+        </w:rPr>
+        <w:t xml:space="preserve">10. An old man with gray hair was </w:t>
+      </w:r>
+      <w:r>
+        <w:rPr>
+          <w:rFonts w:ascii="맑은 고딕" w:hAnsi="맑은 고딕" w:eastAsia="맑은 고딕"/>
+          <w:b w:val="0"/>
+          <w:color w:val="1F2430"/>
+          <w:sz w:val="20"/>
+        </w:rPr>
+        <w:t>___________________</w:t>
+      </w:r>
+      <w:r>
+        <w:rPr>
+          <w:rFonts w:ascii="맑은 고딕" w:hAnsi="맑은 고딕" w:eastAsia="맑은 고딕"/>
+          <w:b w:val="0"/>
+          <w:color w:val="1F2430"/>
+          <w:sz w:val="20"/>
+        </w:rPr>
+        <w:t xml:space="preserve">, and something ( fall / </w:t>
+      </w:r>
+      <w:r>
+        <w:rPr>
+          <w:rFonts w:ascii="맑은 고딕" w:hAnsi="맑은 고딕" w:eastAsia="맑은 고딕"/>
+          <w:b w:val="0"/>
+          <w:color w:val="1F2430"/>
+          <w:sz w:val="20"/>
+        </w:rPr>
+        <w:t>fell</w:t>
+      </w:r>
+      <w:r>
+        <w:rPr>
+          <w:rFonts w:ascii="맑은 고딕" w:hAnsi="맑은 고딕" w:eastAsia="맑은 고딕"/>
+          <w:b w:val="0"/>
+          <w:color w:val="1F2430"/>
+          <w:sz w:val="20"/>
+        </w:rPr>
+        <w:t xml:space="preserve"> ) off his head.</w:t>
+      </w:r>
+    </w:p>
+    <w:p>
+      <w:pPr>
+        <w:spacing w:before="20" w:after="0" w:line="276" w:lineRule="auto"/>
+        <w:ind w:left="170"/>
+      </w:pPr>
+      <w:r>
+        <w:rPr>
+          <w:rFonts w:ascii="맑은 고딕" w:hAnsi="맑은 고딕" w:eastAsia="맑은 고딕"/>
+          <w:b w:val="0"/>
+          <w:color w:val="1F2430"/>
+          <w:sz w:val="20"/>
+        </w:rPr>
+        <w:t xml:space="preserve">11. It was his </w:t>
+      </w:r>
+      <w:r>
+        <w:rPr>
+          <w:rFonts w:ascii="맑은 고딕" w:hAnsi="맑은 고딕" w:eastAsia="맑은 고딕"/>
+          <w:b w:val="0"/>
+          <w:color w:val="1F2430"/>
+          <w:sz w:val="20"/>
+        </w:rPr>
+        <w:t>____</w:t>
+      </w:r>
+      <w:r>
+        <w:rPr>
+          <w:rFonts w:ascii="맑은 고딕" w:hAnsi="맑은 고딕" w:eastAsia="맑은 고딕"/>
+          <w:b w:val="0"/>
+          <w:color w:val="1F2430"/>
+          <w:sz w:val="20"/>
+        </w:rPr>
+        <w:t>.</w:t>
+      </w:r>
+    </w:p>
+    <w:p>
+      <w:pPr>
+        <w:spacing w:before="20" w:after="0" w:line="276" w:lineRule="auto"/>
+        <w:ind w:left="170"/>
+      </w:pPr>
+      <w:r>
+        <w:rPr>
+          <w:rFonts w:ascii="맑은 고딕" w:hAnsi="맑은 고딕" w:eastAsia="맑은 고딕"/>
+          <w:b w:val="0"/>
+          <w:color w:val="1F2430"/>
+          <w:sz w:val="20"/>
+        </w:rPr>
+        <w:t xml:space="preserve">12. I </w:t>
+      </w:r>
+      <w:r>
+        <w:rPr>
+          <w:rFonts w:ascii="맑은 고딕" w:hAnsi="맑은 고딕" w:eastAsia="맑은 고딕"/>
+          <w:b w:val="0"/>
+          <w:color w:val="1F2430"/>
+          <w:sz w:val="20"/>
+        </w:rPr>
+        <w:t>______________</w:t>
+      </w:r>
+      <w:r>
+        <w:rPr>
+          <w:rFonts w:ascii="맑은 고딕" w:hAnsi="맑은 고딕" w:eastAsia="맑은 고딕"/>
+          <w:b w:val="0"/>
+          <w:color w:val="1F2430"/>
+          <w:sz w:val="20"/>
+        </w:rPr>
+        <w:t xml:space="preserve"> him, ( so / </w:t>
+      </w:r>
+      <w:r>
+        <w:rPr>
+          <w:rFonts w:ascii="맑은 고딕" w:hAnsi="맑은 고딕" w:eastAsia="맑은 고딕"/>
+          <w:b w:val="0"/>
+          <w:color w:val="1F2430"/>
+          <w:sz w:val="20"/>
+        </w:rPr>
+        <w:t>but</w:t>
+      </w:r>
+      <w:r>
+        <w:rPr>
+          <w:rFonts w:ascii="맑은 고딕" w:hAnsi="맑은 고딕" w:eastAsia="맑은 고딕"/>
+          <w:b w:val="0"/>
+          <w:color w:val="1F2430"/>
+          <w:sz w:val="20"/>
+        </w:rPr>
+        <w:t xml:space="preserve"> ) I couldn't catch him.</w:t>
+      </w:r>
+    </w:p>
+    <w:p>
+      <w:pPr>
+        <w:spacing w:before="20" w:after="0" w:line="276" w:lineRule="auto"/>
+        <w:ind w:left="170"/>
+      </w:pPr>
+      <w:r>
+        <w:rPr>
+          <w:rFonts w:ascii="맑은 고딕" w:hAnsi="맑은 고딕" w:eastAsia="맑은 고딕"/>
+          <w:b w:val="0"/>
+          <w:color w:val="1F2430"/>
+          <w:sz w:val="20"/>
+        </w:rPr>
+        <w:t xml:space="preserve">13. He was ( fast / </w:t>
+      </w:r>
+      <w:r>
+        <w:rPr>
+          <w:rFonts w:ascii="맑은 고딕" w:hAnsi="맑은 고딕" w:eastAsia="맑은 고딕"/>
+          <w:b w:val="0"/>
+          <w:color w:val="1F2430"/>
+          <w:sz w:val="20"/>
+        </w:rPr>
+        <w:t>faster</w:t>
+      </w:r>
+      <w:r>
+        <w:rPr>
+          <w:rFonts w:ascii="맑은 고딕" w:hAnsi="맑은 고딕" w:eastAsia="맑은 고딕"/>
+          <w:b w:val="0"/>
+          <w:color w:val="1F2430"/>
+          <w:sz w:val="20"/>
+        </w:rPr>
+        <w:t xml:space="preserve"> ) ( </w:t>
+      </w:r>
+      <w:r>
+        <w:rPr>
+          <w:rFonts w:ascii="맑은 고딕" w:hAnsi="맑은 고딕" w:eastAsia="맑은 고딕"/>
+          <w:b w:val="0"/>
+          <w:color w:val="1F2430"/>
+          <w:sz w:val="20"/>
+        </w:rPr>
+        <w:t>than</w:t>
+      </w:r>
+      <w:r>
+        <w:rPr>
+          <w:rFonts w:ascii="맑은 고딕" w:hAnsi="맑은 고딕" w:eastAsia="맑은 고딕"/>
+          <w:b w:val="0"/>
+          <w:color w:val="1F2430"/>
+          <w:sz w:val="20"/>
+        </w:rPr>
+        <w:t xml:space="preserve"> / then ) me.</w:t>
+      </w:r>
+    </w:p>
+    <w:p>
+      <w:pPr>
+        <w:spacing w:before="20" w:after="0" w:line="276" w:lineRule="auto"/>
+        <w:ind w:left="170"/>
+      </w:pPr>
+      <w:r>
+        <w:rPr>
+          <w:rFonts w:ascii="맑은 고딕" w:hAnsi="맑은 고딕" w:eastAsia="맑은 고딕"/>
+          <w:b w:val="0"/>
+          <w:color w:val="1F2430"/>
+          <w:sz w:val="20"/>
+        </w:rPr>
+        <w:t xml:space="preserve">14. </w:t>
+      </w:r>
+      <w:r>
+        <w:rPr>
+          <w:rFonts w:ascii="맑은 고딕" w:hAnsi="맑은 고딕" w:eastAsia="맑은 고딕"/>
+          <w:b w:val="0"/>
+          <w:color w:val="1F2430"/>
+          <w:sz w:val="20"/>
+        </w:rPr>
+        <w:t>___________</w:t>
+      </w:r>
+      <w:r>
+        <w:rPr>
+          <w:rFonts w:ascii="맑은 고딕" w:hAnsi="맑은 고딕" w:eastAsia="맑은 고딕"/>
+          <w:b w:val="0"/>
+          <w:color w:val="1F2430"/>
+          <w:sz w:val="20"/>
+        </w:rPr>
+        <w:t>, the old man was not old.</w:t>
+      </w:r>
+    </w:p>
+    <w:p>
+      <w:pPr>
+        <w:spacing w:before="20" w:after="0" w:line="276" w:lineRule="auto"/>
+        <w:ind w:left="170"/>
+      </w:pPr>
+      <w:r>
+        <w:rPr>
+          <w:rFonts w:ascii="맑은 고딕" w:hAnsi="맑은 고딕" w:eastAsia="맑은 고딕"/>
+          <w:b w:val="0"/>
+          <w:color w:val="1F2430"/>
+          <w:sz w:val="20"/>
+        </w:rPr>
+        <w:t xml:space="preserve">17. I went to the crime </w:t>
+      </w:r>
+      <w:r>
+        <w:rPr>
+          <w:rFonts w:ascii="맑은 고딕" w:hAnsi="맑은 고딕" w:eastAsia="맑은 고딕"/>
+          <w:b w:val="0"/>
+          <w:color w:val="1F2430"/>
+          <w:sz w:val="20"/>
+        </w:rPr>
+        <w:t>________</w:t>
+      </w:r>
+      <w:r>
+        <w:rPr>
+          <w:rFonts w:ascii="맑은 고딕" w:hAnsi="맑은 고딕" w:eastAsia="맑은 고딕"/>
+          <w:b w:val="0"/>
+          <w:color w:val="1F2430"/>
+          <w:sz w:val="20"/>
+        </w:rPr>
+        <w:t xml:space="preserve">, and there were ( piece / </w:t>
+      </w:r>
+      <w:r>
+        <w:rPr>
+          <w:rFonts w:ascii="맑은 고딕" w:hAnsi="맑은 고딕" w:eastAsia="맑은 고딕"/>
+          <w:b w:val="0"/>
+          <w:color w:val="1F2430"/>
+          <w:sz w:val="20"/>
+        </w:rPr>
+        <w:t>pieces</w:t>
+      </w:r>
+      <w:r>
+        <w:rPr>
+          <w:rFonts w:ascii="맑은 고딕" w:hAnsi="맑은 고딕" w:eastAsia="맑은 고딕"/>
+          <w:b w:val="0"/>
+          <w:color w:val="1F2430"/>
+          <w:sz w:val="20"/>
+        </w:rPr>
+        <w:t xml:space="preserve"> ) of cake all over the painting.</w:t>
+      </w:r>
+    </w:p>
+    <w:p>
+      <w:pPr>
+        <w:spacing w:before="20" w:after="0" w:line="276" w:lineRule="auto"/>
+        <w:ind w:left="170"/>
+      </w:pPr>
+      <w:r>
+        <w:rPr>
+          <w:rFonts w:ascii="맑은 고딕" w:hAnsi="맑은 고딕" w:eastAsia="맑은 고딕"/>
+          <w:b w:val="0"/>
+          <w:color w:val="1F2430"/>
+          <w:sz w:val="20"/>
+        </w:rPr>
+        <w:t xml:space="preserve">19. and I ( </w:t>
+      </w:r>
+      <w:r>
+        <w:rPr>
+          <w:rFonts w:ascii="맑은 고딕" w:hAnsi="맑은 고딕" w:eastAsia="맑은 고딕"/>
+          <w:b w:val="0"/>
+          <w:color w:val="1F2430"/>
+          <w:sz w:val="20"/>
         </w:rPr>
         <w:t>found</w:t>
       </w:r>
@@ -1592,7 +1796,7 @@
           <w:rFonts w:ascii="맑은 고딕" w:hAnsi="맑은 고딕" w:eastAsia="맑은 고딕"/>
           <w:b w:val="0"/>
           <w:color w:val="1F2430"/>
-          <w:sz w:val="21"/>
+          <w:sz w:val="20"/>
         </w:rPr>
         <w:t xml:space="preserve"> / find ) a cake box </w:t>
       </w:r>
@@ -1601,7 +1805,7 @@
           <w:rFonts w:ascii="맑은 고딕" w:hAnsi="맑은 고딕" w:eastAsia="맑은 고딕"/>
           <w:b w:val="0"/>
           <w:color w:val="1F2430"/>
-          <w:sz w:val="21"/>
+          <w:sz w:val="20"/>
         </w:rPr>
         <w:t>___________</w:t>
       </w:r>
@@ -1610,7 +1814,7 @@
           <w:rFonts w:ascii="맑은 고딕" w:hAnsi="맑은 고딕" w:eastAsia="맑은 고딕"/>
           <w:b w:val="0"/>
           <w:color w:val="1F2430"/>
-          <w:sz w:val="21"/>
+          <w:sz w:val="20"/>
         </w:rPr>
         <w:t xml:space="preserve"> the wheelchair. The box was from Camila's Bakery.</w:t>
       </w:r>
@@ -2181,43 +2385,7 @@
           <w:color w:val="1F2430"/>
           <w:sz w:val="21"/>
         </w:rPr>
-        <w:t xml:space="preserve">Every day, we produce lots of ( </w:t>
-      </w:r>
-      <w:r>
-        <w:rPr>
-          <w:rFonts w:ascii="맑은 고딕" w:hAnsi="맑은 고딕" w:eastAsia="맑은 고딕"/>
-          <w:b w:val="0"/>
-          <w:color w:val="1F2430"/>
-          <w:sz w:val="21"/>
-        </w:rPr>
-        <w:t>waste</w:t>
-      </w:r>
-      <w:r>
-        <w:rPr>
-          <w:rFonts w:ascii="맑은 고딕" w:hAnsi="맑은 고딕" w:eastAsia="맑은 고딕"/>
-          <w:b w:val="0"/>
-          <w:color w:val="1F2430"/>
-          <w:sz w:val="21"/>
-        </w:rPr>
-        <w:t xml:space="preserve"> / wastes ), and the Earth is getting ( sick and sick / </w:t>
-      </w:r>
-      <w:r>
-        <w:rPr>
-          <w:rFonts w:ascii="맑은 고딕" w:hAnsi="맑은 고딕" w:eastAsia="맑은 고딕"/>
-          <w:b w:val="0"/>
-          <w:color w:val="1F2430"/>
-          <w:sz w:val="21"/>
-        </w:rPr>
-        <w:t>sicker and sicker</w:t>
-      </w:r>
-      <w:r>
-        <w:rPr>
-          <w:rFonts w:ascii="맑은 고딕" w:hAnsi="맑은 고딕" w:eastAsia="맑은 고딕"/>
-          <w:b w:val="0"/>
-          <w:color w:val="1F2430"/>
-          <w:sz w:val="21"/>
-        </w:rPr>
-        <w:t xml:space="preserve"> ).</w:t>
+        <w:t>Every day, we produce lots of waste, and the Earth is getting sicker and sicker.</w:t>
       </w:r>
     </w:p>
     <w:p>
@@ -2242,25 +2410,7 @@
           <w:color w:val="1F2430"/>
           <w:sz w:val="21"/>
         </w:rPr>
-        <w:t xml:space="preserve">Do you want ( </w:t>
-      </w:r>
-      <w:r>
-        <w:rPr>
-          <w:rFonts w:ascii="맑은 고딕" w:hAnsi="맑은 고딕" w:eastAsia="맑은 고딕"/>
-          <w:b w:val="0"/>
-          <w:color w:val="1F2430"/>
-          <w:sz w:val="21"/>
-        </w:rPr>
-        <w:t>to save</w:t>
-      </w:r>
-      <w:r>
-        <w:rPr>
-          <w:rFonts w:ascii="맑은 고딕" w:hAnsi="맑은 고딕" w:eastAsia="맑은 고딕"/>
-          <w:b w:val="0"/>
-          <w:color w:val="1F2430"/>
-          <w:sz w:val="21"/>
-        </w:rPr>
-        <w:t xml:space="preserve"> / saving ) the Earth?</w:t>
+        <w:t>Do you want to save the Earth?</w:t>
       </w:r>
     </w:p>
     <w:p>
@@ -2335,25 +2485,7 @@
           <w:color w:val="1F2430"/>
           <w:sz w:val="21"/>
         </w:rPr>
-        <w:t xml:space="preserve">Olivia: My birthday was last Saturday, and my family and I </w:t>
-      </w:r>
-      <w:r>
-        <w:rPr>
-          <w:rFonts w:ascii="맑은 고딕" w:hAnsi="맑은 고딕" w:eastAsia="맑은 고딕"/>
-          <w:b w:val="0"/>
-          <w:color w:val="1F2430"/>
-          <w:sz w:val="21"/>
-        </w:rPr>
-        <w:t>___________</w:t>
-      </w:r>
-      <w:r>
-        <w:rPr>
-          <w:rFonts w:ascii="맑은 고딕" w:hAnsi="맑은 고딕" w:eastAsia="맑은 고딕"/>
-          <w:b w:val="0"/>
-          <w:color w:val="1F2430"/>
-          <w:sz w:val="21"/>
-        </w:rPr>
-        <w:t>.</w:t>
+        <w:t>Olivia: My birthday was last Saturday, and my family and I ate out.</w:t>
       </w:r>
     </w:p>
     <w:p>
@@ -2378,43 +2510,7 @@
           <w:color w:val="1F2430"/>
           <w:sz w:val="21"/>
         </w:rPr>
-        <w:t xml:space="preserve">( </w:t>
-      </w:r>
-      <w:r>
-        <w:rPr>
-          <w:rFonts w:ascii="맑은 고딕" w:hAnsi="맑은 고딕" w:eastAsia="맑은 고딕"/>
-          <w:b w:val="0"/>
-          <w:color w:val="1F2430"/>
-          <w:sz w:val="21"/>
-        </w:rPr>
-        <w:t>There were</w:t>
-      </w:r>
-      <w:r>
-        <w:rPr>
-          <w:rFonts w:ascii="맑은 고딕" w:hAnsi="맑은 고딕" w:eastAsia="맑은 고딕"/>
-          <w:b w:val="0"/>
-          <w:color w:val="1F2430"/>
-          <w:sz w:val="21"/>
-        </w:rPr>
-        <w:t xml:space="preserve"> / There was ) lots of </w:t>
-      </w:r>
-      <w:r>
-        <w:rPr>
-          <w:rFonts w:ascii="맑은 고딕" w:hAnsi="맑은 고딕" w:eastAsia="맑은 고딕"/>
-          <w:b w:val="0"/>
-          <w:color w:val="1F2430"/>
-          <w:sz w:val="21"/>
-        </w:rPr>
-        <w:t>______________</w:t>
-      </w:r>
-      <w:r>
-        <w:rPr>
-          <w:rFonts w:ascii="맑은 고딕" w:hAnsi="맑은 고딕" w:eastAsia="맑은 고딕"/>
-          <w:b w:val="0"/>
-          <w:color w:val="1F2430"/>
-          <w:sz w:val="21"/>
-        </w:rPr>
-        <w:t>, but we brought them home.</w:t>
+        <w:t>There were lots of leftovers, but we brought them home.</w:t>
       </w:r>
     </w:p>
     <w:p>
@@ -2439,25 +2535,7 @@
           <w:color w:val="1F2430"/>
           <w:sz w:val="21"/>
         </w:rPr>
-        <w:t xml:space="preserve">The next day, I made a nice lunch </w:t>
-      </w:r>
-      <w:r>
-        <w:rPr>
-          <w:rFonts w:ascii="맑은 고딕" w:hAnsi="맑은 고딕" w:eastAsia="맑은 고딕"/>
-          <w:b w:val="0"/>
-          <w:color w:val="1F2430"/>
-          <w:sz w:val="21"/>
-        </w:rPr>
-        <w:t>_________</w:t>
-      </w:r>
-      <w:r>
-        <w:rPr>
-          <w:rFonts w:ascii="맑은 고딕" w:hAnsi="맑은 고딕" w:eastAsia="맑은 고딕"/>
-          <w:b w:val="0"/>
-          <w:color w:val="1F2430"/>
-          <w:sz w:val="21"/>
-        </w:rPr>
-        <w:t xml:space="preserve"> them.</w:t>
+        <w:t>The next day, I made a nice lunch out of them.</w:t>
       </w:r>
     </w:p>
     <w:p>
@@ -2532,25 +2610,7 @@
           <w:color w:val="1F2430"/>
           <w:sz w:val="21"/>
         </w:rPr>
-        <w:t xml:space="preserve">Domingo: My dog ( teared / </w:t>
-      </w:r>
-      <w:r>
-        <w:rPr>
-          <w:rFonts w:ascii="맑은 고딕" w:hAnsi="맑은 고딕" w:eastAsia="맑은 고딕"/>
-          <w:b w:val="0"/>
-          <w:color w:val="1F2430"/>
-          <w:sz w:val="21"/>
-        </w:rPr>
-        <w:t>tore</w:t>
-      </w:r>
-      <w:r>
-        <w:rPr>
-          <w:rFonts w:ascii="맑은 고딕" w:hAnsi="맑은 고딕" w:eastAsia="맑은 고딕"/>
-          <w:b w:val="0"/>
-          <w:color w:val="1F2430"/>
-          <w:sz w:val="21"/>
-        </w:rPr>
-        <w:t xml:space="preserve"> ) my bag.</w:t>
+        <w:t>Domingo: My dog tore my bag.</w:t>
       </w:r>
     </w:p>
     <w:p>
@@ -2575,25 +2635,7 @@
           <w:color w:val="1F2430"/>
           <w:sz w:val="21"/>
         </w:rPr>
-        <w:t xml:space="preserve">I wanted ( buying / </w:t>
-      </w:r>
-      <w:r>
-        <w:rPr>
-          <w:rFonts w:ascii="맑은 고딕" w:hAnsi="맑은 고딕" w:eastAsia="맑은 고딕"/>
-          <w:b w:val="0"/>
-          <w:color w:val="1F2430"/>
-          <w:sz w:val="21"/>
-        </w:rPr>
-        <w:t>to buy</w:t>
-      </w:r>
-      <w:r>
-        <w:rPr>
-          <w:rFonts w:ascii="맑은 고딕" w:hAnsi="맑은 고딕" w:eastAsia="맑은 고딕"/>
-          <w:b w:val="0"/>
-          <w:color w:val="1F2430"/>
-          <w:sz w:val="21"/>
-        </w:rPr>
-        <w:t xml:space="preserve"> ) a new one, but I thought again.</w:t>
+        <w:t>I wanted to buy a new one, but I thought again.</w:t>
       </w:r>
     </w:p>
     <w:p>
@@ -2618,43 +2660,7 @@
           <w:color w:val="1F2430"/>
           <w:sz w:val="21"/>
         </w:rPr>
-        <w:t xml:space="preserve">I learned that ( reuse / </w:t>
-      </w:r>
-      <w:r>
-        <w:rPr>
-          <w:rFonts w:ascii="맑은 고딕" w:hAnsi="맑은 고딕" w:eastAsia="맑은 고딕"/>
-          <w:b w:val="0"/>
-          <w:color w:val="1F2430"/>
-          <w:sz w:val="21"/>
-        </w:rPr>
-        <w:t>reusing</w:t>
-      </w:r>
-      <w:r>
-        <w:rPr>
-          <w:rFonts w:ascii="맑은 고딕" w:hAnsi="맑은 고딕" w:eastAsia="맑은 고딕"/>
-          <w:b w:val="0"/>
-          <w:color w:val="1F2430"/>
-          <w:sz w:val="21"/>
-        </w:rPr>
-        <w:t xml:space="preserve"> ) ( </w:t>
-      </w:r>
-      <w:r>
-        <w:rPr>
-          <w:rFonts w:ascii="맑은 고딕" w:hAnsi="맑은 고딕" w:eastAsia="맑은 고딕"/>
-          <w:b w:val="0"/>
-          <w:color w:val="1F2430"/>
-          <w:sz w:val="21"/>
-        </w:rPr>
-        <w:t>is</w:t>
-      </w:r>
-      <w:r>
-        <w:rPr>
-          <w:rFonts w:ascii="맑은 고딕" w:hAnsi="맑은 고딕" w:eastAsia="맑은 고딕"/>
-          <w:b w:val="0"/>
-          <w:color w:val="1F2430"/>
-          <w:sz w:val="21"/>
-        </w:rPr>
-        <w:t xml:space="preserve"> / are ) important for zero-waste living.</w:t>
+        <w:t>I learned that reusing is important for zero-waste living.</w:t>
       </w:r>
     </w:p>
     <w:p>
@@ -2679,25 +2685,7 @@
           <w:color w:val="1F2430"/>
           <w:sz w:val="21"/>
         </w:rPr>
-        <w:t xml:space="preserve">So, I decided ( fixing / </w:t>
-      </w:r>
-      <w:r>
-        <w:rPr>
-          <w:rFonts w:ascii="맑은 고딕" w:hAnsi="맑은 고딕" w:eastAsia="맑은 고딕"/>
-          <w:b w:val="0"/>
-          <w:color w:val="1F2430"/>
-          <w:sz w:val="21"/>
-        </w:rPr>
-        <w:t>to fix</w:t>
-      </w:r>
-      <w:r>
-        <w:rPr>
-          <w:rFonts w:ascii="맑은 고딕" w:hAnsi="맑은 고딕" w:eastAsia="맑은 고딕"/>
-          <w:b w:val="0"/>
-          <w:color w:val="1F2430"/>
-          <w:sz w:val="21"/>
-        </w:rPr>
-        <w:t xml:space="preserve"> ) it and reuse it.</w:t>
+        <w:t>So, I decided to fix it and reuse it.</w:t>
       </w:r>
     </w:p>
     <w:p>
@@ -2722,43 +2710,7 @@
           <w:color w:val="1F2430"/>
           <w:sz w:val="21"/>
         </w:rPr>
-        <w:t xml:space="preserve">I’m not very good at ( sew / </w:t>
-      </w:r>
-      <w:r>
-        <w:rPr>
-          <w:rFonts w:ascii="맑은 고딕" w:hAnsi="맑은 고딕" w:eastAsia="맑은 고딕"/>
-          <w:b w:val="0"/>
-          <w:color w:val="1F2430"/>
-          <w:sz w:val="21"/>
-        </w:rPr>
-        <w:t>sewing</w:t>
-      </w:r>
-      <w:r>
-        <w:rPr>
-          <w:rFonts w:ascii="맑은 고딕" w:hAnsi="맑은 고딕" w:eastAsia="맑은 고딕"/>
-          <w:b w:val="0"/>
-          <w:color w:val="1F2430"/>
-          <w:sz w:val="21"/>
-        </w:rPr>
-        <w:t xml:space="preserve"> ), and I don’t think that the bag looks ( </w:t>
-      </w:r>
-      <w:r>
-        <w:rPr>
-          <w:rFonts w:ascii="맑은 고딕" w:hAnsi="맑은 고딕" w:eastAsia="맑은 고딕"/>
-          <w:b w:val="0"/>
-          <w:color w:val="1F2430"/>
-          <w:sz w:val="21"/>
-        </w:rPr>
-        <w:t>perfect</w:t>
-      </w:r>
-      <w:r>
-        <w:rPr>
-          <w:rFonts w:ascii="맑은 고딕" w:hAnsi="맑은 고딕" w:eastAsia="맑은 고딕"/>
-          <w:b w:val="0"/>
-          <w:color w:val="1F2430"/>
-          <w:sz w:val="21"/>
-        </w:rPr>
-        <w:t xml:space="preserve"> / perfectly ).</w:t>
+        <w:t>I’m not very good at sewing, and I don’t think that the bag looks perfect.</w:t>
       </w:r>
     </w:p>
     <w:p>
@@ -2833,43 +2785,7 @@
           <w:color w:val="1F2430"/>
           <w:sz w:val="21"/>
         </w:rPr>
-        <w:t xml:space="preserve">Emma: I ( use often / </w:t>
-      </w:r>
-      <w:r>
-        <w:rPr>
-          <w:rFonts w:ascii="맑은 고딕" w:hAnsi="맑은 고딕" w:eastAsia="맑은 고딕"/>
-          <w:b w:val="0"/>
-          <w:color w:val="1F2430"/>
-          <w:sz w:val="21"/>
-        </w:rPr>
-        <w:t>often use</w:t>
-      </w:r>
-      <w:r>
-        <w:rPr>
-          <w:rFonts w:ascii="맑은 고딕" w:hAnsi="맑은 고딕" w:eastAsia="맑은 고딕"/>
-          <w:b w:val="0"/>
-          <w:color w:val="1F2430"/>
-          <w:sz w:val="21"/>
-        </w:rPr>
-        <w:t xml:space="preserve"> ) food </w:t>
-      </w:r>
-      <w:r>
-        <w:rPr>
-          <w:rFonts w:ascii="맑은 고딕" w:hAnsi="맑은 고딕" w:eastAsia="맑은 고딕"/>
-          <w:b w:val="0"/>
-          <w:color w:val="1F2430"/>
-          <w:sz w:val="21"/>
-        </w:rPr>
-        <w:t>____________</w:t>
-      </w:r>
-      <w:r>
-        <w:rPr>
-          <w:rFonts w:ascii="맑은 고딕" w:hAnsi="맑은 고딕" w:eastAsia="맑은 고딕"/>
-          <w:b w:val="0"/>
-          <w:color w:val="1F2430"/>
-          <w:sz w:val="21"/>
-        </w:rPr>
-        <w:t xml:space="preserve"> services, but today I didn’t.</w:t>
+        <w:t>Emma: I often use food delivery services, but today I didn’t.</w:t>
       </w:r>
     </w:p>
     <w:p>
@@ -2894,34 +2810,7 @@
           <w:color w:val="1F2430"/>
           <w:sz w:val="21"/>
         </w:rPr>
-        <w:t>___________</w:t>
-      </w:r>
-      <w:r>
-        <w:rPr>
-          <w:rFonts w:ascii="맑은 고딕" w:hAnsi="맑은 고딕" w:eastAsia="맑은 고딕"/>
-          <w:b w:val="0"/>
-          <w:color w:val="1F2430"/>
-          <w:sz w:val="21"/>
-        </w:rPr>
-        <w:t xml:space="preserve">, I walked to my favorite restaurant with a reusable </w:t>
-      </w:r>
-      <w:r>
-        <w:rPr>
-          <w:rFonts w:ascii="맑은 고딕" w:hAnsi="맑은 고딕" w:eastAsia="맑은 고딕"/>
-          <w:b w:val="0"/>
-          <w:color w:val="1F2430"/>
-          <w:sz w:val="21"/>
-        </w:rPr>
-        <w:t>______________</w:t>
-      </w:r>
-      <w:r>
-        <w:rPr>
-          <w:rFonts w:ascii="맑은 고딕" w:hAnsi="맑은 고딕" w:eastAsia="맑은 고딕"/>
-          <w:b w:val="0"/>
-          <w:color w:val="1F2430"/>
-          <w:sz w:val="21"/>
-        </w:rPr>
-        <w:t xml:space="preserve"> and picked up the food.</w:t>
+        <w:t>Instead, I walked to my favorite restaurant with a reusable container and picked up the food.</w:t>
       </w:r>
     </w:p>
     <w:p>
@@ -2946,43 +2835,7 @@
           <w:color w:val="1F2430"/>
           <w:sz w:val="21"/>
         </w:rPr>
-        <w:t xml:space="preserve">I heard that plastic never ( go / </w:t>
-      </w:r>
-      <w:r>
-        <w:rPr>
-          <w:rFonts w:ascii="맑은 고딕" w:hAnsi="맑은 고딕" w:eastAsia="맑은 고딕"/>
-          <w:b w:val="0"/>
-          <w:color w:val="1F2430"/>
-          <w:sz w:val="21"/>
-        </w:rPr>
-        <w:t>goes</w:t>
-      </w:r>
-      <w:r>
-        <w:rPr>
-          <w:rFonts w:ascii="맑은 고딕" w:hAnsi="맑은 고딕" w:eastAsia="맑은 고딕"/>
-          <w:b w:val="0"/>
-          <w:color w:val="1F2430"/>
-          <w:sz w:val="21"/>
-        </w:rPr>
-        <w:t xml:space="preserve"> ) away ( complete / </w:t>
-      </w:r>
-      <w:r>
-        <w:rPr>
-          <w:rFonts w:ascii="맑은 고딕" w:hAnsi="맑은 고딕" w:eastAsia="맑은 고딕"/>
-          <w:b w:val="0"/>
-          <w:color w:val="1F2430"/>
-          <w:sz w:val="21"/>
-        </w:rPr>
-        <w:t>completely</w:t>
-      </w:r>
-      <w:r>
-        <w:rPr>
-          <w:rFonts w:ascii="맑은 고딕" w:hAnsi="맑은 고딕" w:eastAsia="맑은 고딕"/>
-          <w:b w:val="0"/>
-          <w:color w:val="1F2430"/>
-          <w:sz w:val="21"/>
-        </w:rPr>
-        <w:t xml:space="preserve"> ).</w:t>
+        <w:t>I heard that plastic never goes away completely.</w:t>
       </w:r>
     </w:p>
     <w:p>
@@ -3032,25 +2885,7 @@
           <w:color w:val="1F2430"/>
           <w:sz w:val="21"/>
         </w:rPr>
-        <w:t xml:space="preserve">I felt ( </w:t>
-      </w:r>
-      <w:r>
-        <w:rPr>
-          <w:rFonts w:ascii="맑은 고딕" w:hAnsi="맑은 고딕" w:eastAsia="맑은 고딕"/>
-          <w:b w:val="0"/>
-          <w:color w:val="1F2430"/>
-          <w:sz w:val="21"/>
-        </w:rPr>
-        <w:t>good</w:t>
-      </w:r>
-      <w:r>
-        <w:rPr>
-          <w:rFonts w:ascii="맑은 고딕" w:hAnsi="맑은 고딕" w:eastAsia="맑은 고딕"/>
-          <w:b w:val="0"/>
-          <w:color w:val="1F2430"/>
-          <w:sz w:val="21"/>
-        </w:rPr>
-        <w:t xml:space="preserve"> / nicely )!</w:t>
+        <w:t>I felt good!</w:t>
       </w:r>
     </w:p>
     <w:p>
@@ -3100,25 +2935,7 @@
           <w:color w:val="1F2430"/>
           <w:sz w:val="21"/>
         </w:rPr>
-        <w:t xml:space="preserve">Minsu: Yesterday, I took some plastic and glass bottles ( for / </w:t>
-      </w:r>
-      <w:r>
-        <w:rPr>
-          <w:rFonts w:ascii="맑은 고딕" w:hAnsi="맑은 고딕" w:eastAsia="맑은 고딕"/>
-          <w:b w:val="0"/>
-          <w:color w:val="1F2430"/>
-          <w:sz w:val="21"/>
-        </w:rPr>
-        <w:t>to</w:t>
-      </w:r>
-      <w:r>
-        <w:rPr>
-          <w:rFonts w:ascii="맑은 고딕" w:hAnsi="맑은 고딕" w:eastAsia="맑은 고딕"/>
-          <w:b w:val="0"/>
-          <w:color w:val="1F2430"/>
-          <w:sz w:val="21"/>
-        </w:rPr>
-        <w:t xml:space="preserve"> ) a recycling machine near my house.</w:t>
+        <w:t>Minsu: Yesterday, I took some plastic and glass bottles to a recycling machine near my house.</w:t>
       </w:r>
     </w:p>
     <w:p>
@@ -3143,43 +2960,7 @@
           <w:color w:val="1F2430"/>
           <w:sz w:val="21"/>
         </w:rPr>
-        <w:t xml:space="preserve">I put them into the machine </w:t>
-      </w:r>
-      <w:r>
-        <w:rPr>
-          <w:rFonts w:ascii="맑은 고딕" w:hAnsi="맑은 고딕" w:eastAsia="맑은 고딕"/>
-          <w:b w:val="0"/>
-          <w:color w:val="1F2430"/>
-          <w:sz w:val="21"/>
-        </w:rPr>
-        <w:t>________________</w:t>
-      </w:r>
-      <w:r>
-        <w:rPr>
-          <w:rFonts w:ascii="맑은 고딕" w:hAnsi="맑은 고딕" w:eastAsia="맑은 고딕"/>
-          <w:b w:val="0"/>
-          <w:color w:val="1F2430"/>
-          <w:sz w:val="21"/>
-        </w:rPr>
-        <w:t xml:space="preserve">, and I got some points </w:t>
-      </w:r>
-      <w:r>
-        <w:rPr>
-          <w:rFonts w:ascii="맑은 고딕" w:hAnsi="맑은 고딕" w:eastAsia="맑은 고딕"/>
-          <w:b w:val="0"/>
-          <w:color w:val="1F2430"/>
-          <w:sz w:val="21"/>
-        </w:rPr>
-        <w:t>______________</w:t>
-      </w:r>
-      <w:r>
-        <w:rPr>
-          <w:rFonts w:ascii="맑은 고딕" w:hAnsi="맑은 고딕" w:eastAsia="맑은 고딕"/>
-          <w:b w:val="0"/>
-          <w:color w:val="1F2430"/>
-          <w:sz w:val="21"/>
-        </w:rPr>
-        <w:t>.</w:t>
+        <w:t>I put them into the machine one by one, and I got some points in return.</w:t>
       </w:r>
     </w:p>
     <w:p>
@@ -3255,6 +3036,693 @@
           <w:sz w:val="21"/>
         </w:rPr>
         <w:t>Don’t you think that’s cool?</w:t>
+      </w:r>
+    </w:p>
+    <w:p>
+      <w:pPr>
+        <w:keepNext/>
+        <w:spacing w:before="100" w:after="20" w:line="276" w:lineRule="auto"/>
+      </w:pPr>
+      <w:r>
+        <w:rPr>
+          <w:rFonts w:ascii="맑은 고딕" w:hAnsi="맑은 고딕" w:eastAsia="맑은 고딕"/>
+          <w:b/>
+          <w:color w:val="1F2430"/>
+          <w:sz w:val="20"/>
+        </w:rPr>
+        <w:t>★ 추가 문제 — 본문 빈칸 · 어법 선택 (위 본문 문장)</w:t>
+      </w:r>
+    </w:p>
+    <w:p>
+      <w:pPr>
+        <w:spacing w:before="20" w:after="0" w:line="276" w:lineRule="auto"/>
+        <w:ind w:left="170"/>
+      </w:pPr>
+      <w:r>
+        <w:rPr>
+          <w:rFonts w:ascii="맑은 고딕" w:hAnsi="맑은 고딕" w:eastAsia="맑은 고딕"/>
+          <w:b w:val="0"/>
+          <w:color w:val="1F2430"/>
+          <w:sz w:val="20"/>
+        </w:rPr>
+        <w:t xml:space="preserve">2. Every day, we produce lots of ( </w:t>
+      </w:r>
+      <w:r>
+        <w:rPr>
+          <w:rFonts w:ascii="맑은 고딕" w:hAnsi="맑은 고딕" w:eastAsia="맑은 고딕"/>
+          <w:b w:val="0"/>
+          <w:color w:val="1F2430"/>
+          <w:sz w:val="20"/>
+        </w:rPr>
+        <w:t>waste</w:t>
+      </w:r>
+      <w:r>
+        <w:rPr>
+          <w:rFonts w:ascii="맑은 고딕" w:hAnsi="맑은 고딕" w:eastAsia="맑은 고딕"/>
+          <w:b w:val="0"/>
+          <w:color w:val="1F2430"/>
+          <w:sz w:val="20"/>
+        </w:rPr>
+        <w:t xml:space="preserve"> / wastes ), and the Earth is getting ( sick and sick / </w:t>
+      </w:r>
+      <w:r>
+        <w:rPr>
+          <w:rFonts w:ascii="맑은 고딕" w:hAnsi="맑은 고딕" w:eastAsia="맑은 고딕"/>
+          <w:b w:val="0"/>
+          <w:color w:val="1F2430"/>
+          <w:sz w:val="20"/>
+        </w:rPr>
+        <w:t>sicker and sicker</w:t>
+      </w:r>
+      <w:r>
+        <w:rPr>
+          <w:rFonts w:ascii="맑은 고딕" w:hAnsi="맑은 고딕" w:eastAsia="맑은 고딕"/>
+          <w:b w:val="0"/>
+          <w:color w:val="1F2430"/>
+          <w:sz w:val="20"/>
+        </w:rPr>
+        <w:t xml:space="preserve"> ).</w:t>
+      </w:r>
+    </w:p>
+    <w:p>
+      <w:pPr>
+        <w:spacing w:before="20" w:after="0" w:line="276" w:lineRule="auto"/>
+        <w:ind w:left="170"/>
+      </w:pPr>
+      <w:r>
+        <w:rPr>
+          <w:rFonts w:ascii="맑은 고딕" w:hAnsi="맑은 고딕" w:eastAsia="맑은 고딕"/>
+          <w:b w:val="0"/>
+          <w:color w:val="1F2430"/>
+          <w:sz w:val="20"/>
+        </w:rPr>
+        <w:t xml:space="preserve">3. Do you want ( </w:t>
+      </w:r>
+      <w:r>
+        <w:rPr>
+          <w:rFonts w:ascii="맑은 고딕" w:hAnsi="맑은 고딕" w:eastAsia="맑은 고딕"/>
+          <w:b w:val="0"/>
+          <w:color w:val="1F2430"/>
+          <w:sz w:val="20"/>
+        </w:rPr>
+        <w:t>to save</w:t>
+      </w:r>
+      <w:r>
+        <w:rPr>
+          <w:rFonts w:ascii="맑은 고딕" w:hAnsi="맑은 고딕" w:eastAsia="맑은 고딕"/>
+          <w:b w:val="0"/>
+          <w:color w:val="1F2430"/>
+          <w:sz w:val="20"/>
+        </w:rPr>
+        <w:t xml:space="preserve"> / saving ) the Earth?</w:t>
+      </w:r>
+    </w:p>
+    <w:p>
+      <w:pPr>
+        <w:spacing w:before="20" w:after="0" w:line="276" w:lineRule="auto"/>
+        <w:ind w:left="170"/>
+      </w:pPr>
+      <w:r>
+        <w:rPr>
+          <w:rFonts w:ascii="맑은 고딕" w:hAnsi="맑은 고딕" w:eastAsia="맑은 고딕"/>
+          <w:b w:val="0"/>
+          <w:color w:val="1F2430"/>
+          <w:sz w:val="20"/>
+        </w:rPr>
+        <w:t xml:space="preserve">6. Olivia: My birthday was last Saturday, and my family and I </w:t>
+      </w:r>
+      <w:r>
+        <w:rPr>
+          <w:rFonts w:ascii="맑은 고딕" w:hAnsi="맑은 고딕" w:eastAsia="맑은 고딕"/>
+          <w:b w:val="0"/>
+          <w:color w:val="1F2430"/>
+          <w:sz w:val="20"/>
+        </w:rPr>
+        <w:t>___________</w:t>
+      </w:r>
+      <w:r>
+        <w:rPr>
+          <w:rFonts w:ascii="맑은 고딕" w:hAnsi="맑은 고딕" w:eastAsia="맑은 고딕"/>
+          <w:b w:val="0"/>
+          <w:color w:val="1F2430"/>
+          <w:sz w:val="20"/>
+        </w:rPr>
+        <w:t>.</w:t>
+      </w:r>
+    </w:p>
+    <w:p>
+      <w:pPr>
+        <w:spacing w:before="20" w:after="0" w:line="276" w:lineRule="auto"/>
+        <w:ind w:left="170"/>
+      </w:pPr>
+      <w:r>
+        <w:rPr>
+          <w:rFonts w:ascii="맑은 고딕" w:hAnsi="맑은 고딕" w:eastAsia="맑은 고딕"/>
+          <w:b w:val="0"/>
+          <w:color w:val="1F2430"/>
+          <w:sz w:val="20"/>
+        </w:rPr>
+        <w:t xml:space="preserve">7. ( </w:t>
+      </w:r>
+      <w:r>
+        <w:rPr>
+          <w:rFonts w:ascii="맑은 고딕" w:hAnsi="맑은 고딕" w:eastAsia="맑은 고딕"/>
+          <w:b w:val="0"/>
+          <w:color w:val="1F2430"/>
+          <w:sz w:val="20"/>
+        </w:rPr>
+        <w:t>There were</w:t>
+      </w:r>
+      <w:r>
+        <w:rPr>
+          <w:rFonts w:ascii="맑은 고딕" w:hAnsi="맑은 고딕" w:eastAsia="맑은 고딕"/>
+          <w:b w:val="0"/>
+          <w:color w:val="1F2430"/>
+          <w:sz w:val="20"/>
+        </w:rPr>
+        <w:t xml:space="preserve"> / There was ) lots of </w:t>
+      </w:r>
+      <w:r>
+        <w:rPr>
+          <w:rFonts w:ascii="맑은 고딕" w:hAnsi="맑은 고딕" w:eastAsia="맑은 고딕"/>
+          <w:b w:val="0"/>
+          <w:color w:val="1F2430"/>
+          <w:sz w:val="20"/>
+        </w:rPr>
+        <w:t>______________</w:t>
+      </w:r>
+      <w:r>
+        <w:rPr>
+          <w:rFonts w:ascii="맑은 고딕" w:hAnsi="맑은 고딕" w:eastAsia="맑은 고딕"/>
+          <w:b w:val="0"/>
+          <w:color w:val="1F2430"/>
+          <w:sz w:val="20"/>
+        </w:rPr>
+        <w:t>, but we brought them home.</w:t>
+      </w:r>
+    </w:p>
+    <w:p>
+      <w:pPr>
+        <w:spacing w:before="20" w:after="0" w:line="276" w:lineRule="auto"/>
+        <w:ind w:left="170"/>
+      </w:pPr>
+      <w:r>
+        <w:rPr>
+          <w:rFonts w:ascii="맑은 고딕" w:hAnsi="맑은 고딕" w:eastAsia="맑은 고딕"/>
+          <w:b w:val="0"/>
+          <w:color w:val="1F2430"/>
+          <w:sz w:val="20"/>
+        </w:rPr>
+        <w:t xml:space="preserve">8. The next day, I made a nice lunch </w:t>
+      </w:r>
+      <w:r>
+        <w:rPr>
+          <w:rFonts w:ascii="맑은 고딕" w:hAnsi="맑은 고딕" w:eastAsia="맑은 고딕"/>
+          <w:b w:val="0"/>
+          <w:color w:val="1F2430"/>
+          <w:sz w:val="20"/>
+        </w:rPr>
+        <w:t>_________</w:t>
+      </w:r>
+      <w:r>
+        <w:rPr>
+          <w:rFonts w:ascii="맑은 고딕" w:hAnsi="맑은 고딕" w:eastAsia="맑은 고딕"/>
+          <w:b w:val="0"/>
+          <w:color w:val="1F2430"/>
+          <w:sz w:val="20"/>
+        </w:rPr>
+        <w:t xml:space="preserve"> them.</w:t>
+      </w:r>
+    </w:p>
+    <w:p>
+      <w:pPr>
+        <w:spacing w:before="20" w:after="0" w:line="276" w:lineRule="auto"/>
+        <w:ind w:left="170"/>
+      </w:pPr>
+      <w:r>
+        <w:rPr>
+          <w:rFonts w:ascii="맑은 고딕" w:hAnsi="맑은 고딕" w:eastAsia="맑은 고딕"/>
+          <w:b w:val="0"/>
+          <w:color w:val="1F2430"/>
+          <w:sz w:val="20"/>
+        </w:rPr>
+        <w:t xml:space="preserve">11. Domingo: My dog ( teared / </w:t>
+      </w:r>
+      <w:r>
+        <w:rPr>
+          <w:rFonts w:ascii="맑은 고딕" w:hAnsi="맑은 고딕" w:eastAsia="맑은 고딕"/>
+          <w:b w:val="0"/>
+          <w:color w:val="1F2430"/>
+          <w:sz w:val="20"/>
+        </w:rPr>
+        <w:t>tore</w:t>
+      </w:r>
+      <w:r>
+        <w:rPr>
+          <w:rFonts w:ascii="맑은 고딕" w:hAnsi="맑은 고딕" w:eastAsia="맑은 고딕"/>
+          <w:b w:val="0"/>
+          <w:color w:val="1F2430"/>
+          <w:sz w:val="20"/>
+        </w:rPr>
+        <w:t xml:space="preserve"> ) my bag.</w:t>
+      </w:r>
+    </w:p>
+    <w:p>
+      <w:pPr>
+        <w:spacing w:before="20" w:after="0" w:line="276" w:lineRule="auto"/>
+        <w:ind w:left="170"/>
+      </w:pPr>
+      <w:r>
+        <w:rPr>
+          <w:rFonts w:ascii="맑은 고딕" w:hAnsi="맑은 고딕" w:eastAsia="맑은 고딕"/>
+          <w:b w:val="0"/>
+          <w:color w:val="1F2430"/>
+          <w:sz w:val="20"/>
+        </w:rPr>
+        <w:t xml:space="preserve">12. I wanted ( buying / </w:t>
+      </w:r>
+      <w:r>
+        <w:rPr>
+          <w:rFonts w:ascii="맑은 고딕" w:hAnsi="맑은 고딕" w:eastAsia="맑은 고딕"/>
+          <w:b w:val="0"/>
+          <w:color w:val="1F2430"/>
+          <w:sz w:val="20"/>
+        </w:rPr>
+        <w:t>to buy</w:t>
+      </w:r>
+      <w:r>
+        <w:rPr>
+          <w:rFonts w:ascii="맑은 고딕" w:hAnsi="맑은 고딕" w:eastAsia="맑은 고딕"/>
+          <w:b w:val="0"/>
+          <w:color w:val="1F2430"/>
+          <w:sz w:val="20"/>
+        </w:rPr>
+        <w:t xml:space="preserve"> ) a new one, but I thought again.</w:t>
+      </w:r>
+    </w:p>
+    <w:p>
+      <w:pPr>
+        <w:spacing w:before="20" w:after="0" w:line="276" w:lineRule="auto"/>
+        <w:ind w:left="170"/>
+      </w:pPr>
+      <w:r>
+        <w:rPr>
+          <w:rFonts w:ascii="맑은 고딕" w:hAnsi="맑은 고딕" w:eastAsia="맑은 고딕"/>
+          <w:b w:val="0"/>
+          <w:color w:val="1F2430"/>
+          <w:sz w:val="20"/>
+        </w:rPr>
+        <w:t xml:space="preserve">13. I learned that ( reuse / </w:t>
+      </w:r>
+      <w:r>
+        <w:rPr>
+          <w:rFonts w:ascii="맑은 고딕" w:hAnsi="맑은 고딕" w:eastAsia="맑은 고딕"/>
+          <w:b w:val="0"/>
+          <w:color w:val="1F2430"/>
+          <w:sz w:val="20"/>
+        </w:rPr>
+        <w:t>reusing</w:t>
+      </w:r>
+      <w:r>
+        <w:rPr>
+          <w:rFonts w:ascii="맑은 고딕" w:hAnsi="맑은 고딕" w:eastAsia="맑은 고딕"/>
+          <w:b w:val="0"/>
+          <w:color w:val="1F2430"/>
+          <w:sz w:val="20"/>
+        </w:rPr>
+        <w:t xml:space="preserve"> ) ( </w:t>
+      </w:r>
+      <w:r>
+        <w:rPr>
+          <w:rFonts w:ascii="맑은 고딕" w:hAnsi="맑은 고딕" w:eastAsia="맑은 고딕"/>
+          <w:b w:val="0"/>
+          <w:color w:val="1F2430"/>
+          <w:sz w:val="20"/>
+        </w:rPr>
+        <w:t>is</w:t>
+      </w:r>
+      <w:r>
+        <w:rPr>
+          <w:rFonts w:ascii="맑은 고딕" w:hAnsi="맑은 고딕" w:eastAsia="맑은 고딕"/>
+          <w:b w:val="0"/>
+          <w:color w:val="1F2430"/>
+          <w:sz w:val="20"/>
+        </w:rPr>
+        <w:t xml:space="preserve"> / are ) important for zero-waste living.</w:t>
+      </w:r>
+    </w:p>
+    <w:p>
+      <w:pPr>
+        <w:spacing w:before="20" w:after="0" w:line="276" w:lineRule="auto"/>
+        <w:ind w:left="170"/>
+      </w:pPr>
+      <w:r>
+        <w:rPr>
+          <w:rFonts w:ascii="맑은 고딕" w:hAnsi="맑은 고딕" w:eastAsia="맑은 고딕"/>
+          <w:b w:val="0"/>
+          <w:color w:val="1F2430"/>
+          <w:sz w:val="20"/>
+        </w:rPr>
+        <w:t xml:space="preserve">14. So, I decided ( fixing / </w:t>
+      </w:r>
+      <w:r>
+        <w:rPr>
+          <w:rFonts w:ascii="맑은 고딕" w:hAnsi="맑은 고딕" w:eastAsia="맑은 고딕"/>
+          <w:b w:val="0"/>
+          <w:color w:val="1F2430"/>
+          <w:sz w:val="20"/>
+        </w:rPr>
+        <w:t>to fix</w:t>
+      </w:r>
+      <w:r>
+        <w:rPr>
+          <w:rFonts w:ascii="맑은 고딕" w:hAnsi="맑은 고딕" w:eastAsia="맑은 고딕"/>
+          <w:b w:val="0"/>
+          <w:color w:val="1F2430"/>
+          <w:sz w:val="20"/>
+        </w:rPr>
+        <w:t xml:space="preserve"> ) it and reuse it.</w:t>
+      </w:r>
+    </w:p>
+    <w:p>
+      <w:pPr>
+        <w:spacing w:before="20" w:after="0" w:line="276" w:lineRule="auto"/>
+        <w:ind w:left="170"/>
+      </w:pPr>
+      <w:r>
+        <w:rPr>
+          <w:rFonts w:ascii="맑은 고딕" w:hAnsi="맑은 고딕" w:eastAsia="맑은 고딕"/>
+          <w:b w:val="0"/>
+          <w:color w:val="1F2430"/>
+          <w:sz w:val="20"/>
+        </w:rPr>
+        <w:t xml:space="preserve">15. I’m not very good at ( sew / </w:t>
+      </w:r>
+      <w:r>
+        <w:rPr>
+          <w:rFonts w:ascii="맑은 고딕" w:hAnsi="맑은 고딕" w:eastAsia="맑은 고딕"/>
+          <w:b w:val="0"/>
+          <w:color w:val="1F2430"/>
+          <w:sz w:val="20"/>
+        </w:rPr>
+        <w:t>sewing</w:t>
+      </w:r>
+      <w:r>
+        <w:rPr>
+          <w:rFonts w:ascii="맑은 고딕" w:hAnsi="맑은 고딕" w:eastAsia="맑은 고딕"/>
+          <w:b w:val="0"/>
+          <w:color w:val="1F2430"/>
+          <w:sz w:val="20"/>
+        </w:rPr>
+        <w:t xml:space="preserve"> ), and I don’t think that the bag looks ( </w:t>
+      </w:r>
+      <w:r>
+        <w:rPr>
+          <w:rFonts w:ascii="맑은 고딕" w:hAnsi="맑은 고딕" w:eastAsia="맑은 고딕"/>
+          <w:b w:val="0"/>
+          <w:color w:val="1F2430"/>
+          <w:sz w:val="20"/>
+        </w:rPr>
+        <w:t>perfect</w:t>
+      </w:r>
+      <w:r>
+        <w:rPr>
+          <w:rFonts w:ascii="맑은 고딕" w:hAnsi="맑은 고딕" w:eastAsia="맑은 고딕"/>
+          <w:b w:val="0"/>
+          <w:color w:val="1F2430"/>
+          <w:sz w:val="20"/>
+        </w:rPr>
+        <w:t xml:space="preserve"> / perfectly ).</w:t>
+      </w:r>
+    </w:p>
+    <w:p>
+      <w:pPr>
+        <w:spacing w:before="20" w:after="0" w:line="276" w:lineRule="auto"/>
+        <w:ind w:left="170"/>
+      </w:pPr>
+      <w:r>
+        <w:rPr>
+          <w:rFonts w:ascii="맑은 고딕" w:hAnsi="맑은 고딕" w:eastAsia="맑은 고딕"/>
+          <w:b w:val="0"/>
+          <w:color w:val="1F2430"/>
+          <w:sz w:val="20"/>
+        </w:rPr>
+        <w:t xml:space="preserve">18. Emma: I ( use often / </w:t>
+      </w:r>
+      <w:r>
+        <w:rPr>
+          <w:rFonts w:ascii="맑은 고딕" w:hAnsi="맑은 고딕" w:eastAsia="맑은 고딕"/>
+          <w:b w:val="0"/>
+          <w:color w:val="1F2430"/>
+          <w:sz w:val="20"/>
+        </w:rPr>
+        <w:t>often use</w:t>
+      </w:r>
+      <w:r>
+        <w:rPr>
+          <w:rFonts w:ascii="맑은 고딕" w:hAnsi="맑은 고딕" w:eastAsia="맑은 고딕"/>
+          <w:b w:val="0"/>
+          <w:color w:val="1F2430"/>
+          <w:sz w:val="20"/>
+        </w:rPr>
+        <w:t xml:space="preserve"> ) food </w:t>
+      </w:r>
+      <w:r>
+        <w:rPr>
+          <w:rFonts w:ascii="맑은 고딕" w:hAnsi="맑은 고딕" w:eastAsia="맑은 고딕"/>
+          <w:b w:val="0"/>
+          <w:color w:val="1F2430"/>
+          <w:sz w:val="20"/>
+        </w:rPr>
+        <w:t>____________</w:t>
+      </w:r>
+      <w:r>
+        <w:rPr>
+          <w:rFonts w:ascii="맑은 고딕" w:hAnsi="맑은 고딕" w:eastAsia="맑은 고딕"/>
+          <w:b w:val="0"/>
+          <w:color w:val="1F2430"/>
+          <w:sz w:val="20"/>
+        </w:rPr>
+        <w:t xml:space="preserve"> services, but today I didn’t.</w:t>
+      </w:r>
+    </w:p>
+    <w:p>
+      <w:pPr>
+        <w:spacing w:before="20" w:after="0" w:line="276" w:lineRule="auto"/>
+        <w:ind w:left="170"/>
+      </w:pPr>
+      <w:r>
+        <w:rPr>
+          <w:rFonts w:ascii="맑은 고딕" w:hAnsi="맑은 고딕" w:eastAsia="맑은 고딕"/>
+          <w:b w:val="0"/>
+          <w:color w:val="1F2430"/>
+          <w:sz w:val="20"/>
+        </w:rPr>
+        <w:t xml:space="preserve">19. </w:t>
+      </w:r>
+      <w:r>
+        <w:rPr>
+          <w:rFonts w:ascii="맑은 고딕" w:hAnsi="맑은 고딕" w:eastAsia="맑은 고딕"/>
+          <w:b w:val="0"/>
+          <w:color w:val="1F2430"/>
+          <w:sz w:val="20"/>
+        </w:rPr>
+        <w:t>___________</w:t>
+      </w:r>
+      <w:r>
+        <w:rPr>
+          <w:rFonts w:ascii="맑은 고딕" w:hAnsi="맑은 고딕" w:eastAsia="맑은 고딕"/>
+          <w:b w:val="0"/>
+          <w:color w:val="1F2430"/>
+          <w:sz w:val="20"/>
+        </w:rPr>
+        <w:t xml:space="preserve">, I walked to my favorite restaurant with a reusable </w:t>
+      </w:r>
+      <w:r>
+        <w:rPr>
+          <w:rFonts w:ascii="맑은 고딕" w:hAnsi="맑은 고딕" w:eastAsia="맑은 고딕"/>
+          <w:b w:val="0"/>
+          <w:color w:val="1F2430"/>
+          <w:sz w:val="20"/>
+        </w:rPr>
+        <w:t>______________</w:t>
+      </w:r>
+      <w:r>
+        <w:rPr>
+          <w:rFonts w:ascii="맑은 고딕" w:hAnsi="맑은 고딕" w:eastAsia="맑은 고딕"/>
+          <w:b w:val="0"/>
+          <w:color w:val="1F2430"/>
+          <w:sz w:val="20"/>
+        </w:rPr>
+        <w:t xml:space="preserve"> and picked up the food.</w:t>
+      </w:r>
+    </w:p>
+    <w:p>
+      <w:pPr>
+        <w:spacing w:before="20" w:after="0" w:line="276" w:lineRule="auto"/>
+        <w:ind w:left="170"/>
+      </w:pPr>
+      <w:r>
+        <w:rPr>
+          <w:rFonts w:ascii="맑은 고딕" w:hAnsi="맑은 고딕" w:eastAsia="맑은 고딕"/>
+          <w:b w:val="0"/>
+          <w:color w:val="1F2430"/>
+          <w:sz w:val="20"/>
+        </w:rPr>
+        <w:t xml:space="preserve">20. I heard that plastic never ( go / </w:t>
+      </w:r>
+      <w:r>
+        <w:rPr>
+          <w:rFonts w:ascii="맑은 고딕" w:hAnsi="맑은 고딕" w:eastAsia="맑은 고딕"/>
+          <w:b w:val="0"/>
+          <w:color w:val="1F2430"/>
+          <w:sz w:val="20"/>
+        </w:rPr>
+        <w:t>goes</w:t>
+      </w:r>
+      <w:r>
+        <w:rPr>
+          <w:rFonts w:ascii="맑은 고딕" w:hAnsi="맑은 고딕" w:eastAsia="맑은 고딕"/>
+          <w:b w:val="0"/>
+          <w:color w:val="1F2430"/>
+          <w:sz w:val="20"/>
+        </w:rPr>
+        <w:t xml:space="preserve"> ) away ( complete / </w:t>
+      </w:r>
+      <w:r>
+        <w:rPr>
+          <w:rFonts w:ascii="맑은 고딕" w:hAnsi="맑은 고딕" w:eastAsia="맑은 고딕"/>
+          <w:b w:val="0"/>
+          <w:color w:val="1F2430"/>
+          <w:sz w:val="20"/>
+        </w:rPr>
+        <w:t>completely</w:t>
+      </w:r>
+      <w:r>
+        <w:rPr>
+          <w:rFonts w:ascii="맑은 고딕" w:hAnsi="맑은 고딕" w:eastAsia="맑은 고딕"/>
+          <w:b w:val="0"/>
+          <w:color w:val="1F2430"/>
+          <w:sz w:val="20"/>
+        </w:rPr>
+        <w:t xml:space="preserve"> ).</w:t>
+      </w:r>
+    </w:p>
+    <w:p>
+      <w:pPr>
+        <w:spacing w:before="20" w:after="0" w:line="276" w:lineRule="auto"/>
+        <w:ind w:left="170"/>
+      </w:pPr>
+      <w:r>
+        <w:rPr>
+          <w:rFonts w:ascii="맑은 고딕" w:hAnsi="맑은 고딕" w:eastAsia="맑은 고딕"/>
+          <w:b w:val="0"/>
+          <w:color w:val="1F2430"/>
+          <w:sz w:val="20"/>
+        </w:rPr>
+        <w:t xml:space="preserve">22. I felt ( </w:t>
+      </w:r>
+      <w:r>
+        <w:rPr>
+          <w:rFonts w:ascii="맑은 고딕" w:hAnsi="맑은 고딕" w:eastAsia="맑은 고딕"/>
+          <w:b w:val="0"/>
+          <w:color w:val="1F2430"/>
+          <w:sz w:val="20"/>
+        </w:rPr>
+        <w:t>good</w:t>
+      </w:r>
+      <w:r>
+        <w:rPr>
+          <w:rFonts w:ascii="맑은 고딕" w:hAnsi="맑은 고딕" w:eastAsia="맑은 고딕"/>
+          <w:b w:val="0"/>
+          <w:color w:val="1F2430"/>
+          <w:sz w:val="20"/>
+        </w:rPr>
+        <w:t xml:space="preserve"> / nicely )!</w:t>
+      </w:r>
+    </w:p>
+    <w:p>
+      <w:pPr>
+        <w:spacing w:before="20" w:after="0" w:line="276" w:lineRule="auto"/>
+        <w:ind w:left="170"/>
+      </w:pPr>
+      <w:r>
+        <w:rPr>
+          <w:rFonts w:ascii="맑은 고딕" w:hAnsi="맑은 고딕" w:eastAsia="맑은 고딕"/>
+          <w:b w:val="0"/>
+          <w:color w:val="1F2430"/>
+          <w:sz w:val="20"/>
+        </w:rPr>
+        <w:t xml:space="preserve">24. Minsu: Yesterday, I took some plastic and glass bottles ( for / </w:t>
+      </w:r>
+      <w:r>
+        <w:rPr>
+          <w:rFonts w:ascii="맑은 고딕" w:hAnsi="맑은 고딕" w:eastAsia="맑은 고딕"/>
+          <w:b w:val="0"/>
+          <w:color w:val="1F2430"/>
+          <w:sz w:val="20"/>
+        </w:rPr>
+        <w:t>to</w:t>
+      </w:r>
+      <w:r>
+        <w:rPr>
+          <w:rFonts w:ascii="맑은 고딕" w:hAnsi="맑은 고딕" w:eastAsia="맑은 고딕"/>
+          <w:b w:val="0"/>
+          <w:color w:val="1F2430"/>
+          <w:sz w:val="20"/>
+        </w:rPr>
+        <w:t xml:space="preserve"> ) a recycling machine near my house.</w:t>
+      </w:r>
+    </w:p>
+    <w:p>
+      <w:pPr>
+        <w:spacing w:before="20" w:after="0" w:line="276" w:lineRule="auto"/>
+        <w:ind w:left="170"/>
+      </w:pPr>
+      <w:r>
+        <w:rPr>
+          <w:rFonts w:ascii="맑은 고딕" w:hAnsi="맑은 고딕" w:eastAsia="맑은 고딕"/>
+          <w:b w:val="0"/>
+          <w:color w:val="1F2430"/>
+          <w:sz w:val="20"/>
+        </w:rPr>
+        <w:t xml:space="preserve">25. I put them into the machine </w:t>
+      </w:r>
+      <w:r>
+        <w:rPr>
+          <w:rFonts w:ascii="맑은 고딕" w:hAnsi="맑은 고딕" w:eastAsia="맑은 고딕"/>
+          <w:b w:val="0"/>
+          <w:color w:val="1F2430"/>
+          <w:sz w:val="20"/>
+        </w:rPr>
+        <w:t>________________</w:t>
+      </w:r>
+      <w:r>
+        <w:rPr>
+          <w:rFonts w:ascii="맑은 고딕" w:hAnsi="맑은 고딕" w:eastAsia="맑은 고딕"/>
+          <w:b w:val="0"/>
+          <w:color w:val="1F2430"/>
+          <w:sz w:val="20"/>
+        </w:rPr>
+        <w:t xml:space="preserve">, and I got some points </w:t>
+      </w:r>
+      <w:r>
+        <w:rPr>
+          <w:rFonts w:ascii="맑은 고딕" w:hAnsi="맑은 고딕" w:eastAsia="맑은 고딕"/>
+          <w:b w:val="0"/>
+          <w:color w:val="1F2430"/>
+          <w:sz w:val="20"/>
+        </w:rPr>
+        <w:t>______________</w:t>
+      </w:r>
+      <w:r>
+        <w:rPr>
+          <w:rFonts w:ascii="맑은 고딕" w:hAnsi="맑은 고딕" w:eastAsia="맑은 고딕"/>
+          <w:b w:val="0"/>
+          <w:color w:val="1F2430"/>
+          <w:sz w:val="20"/>
+        </w:rPr>
+        <w:t>.</w:t>
       </w:r>
     </w:p>
     <w:tbl>
